--- a/education/guias_laboratorio/GUIA_LAB_01_RED_ROS2_TALKER_LISTENER.docx
+++ b/education/guias_laboratorio/GUIA_LAB_01_RED_ROS2_TALKER_LISTENER.docx
@@ -347,7 +347,7 @@
                 <w:b/>
                 <w:sz w:val="18"/>
               </w:rPr>
-              <w:t>Laboratorio de: Robótica Aplicada / Robótica con ROS 2</w:t>
+              <w:t>Laboratorio de: ROBOT OPERATING SYSTEM - ROS</w:t>
             </w:r>
           </w:p>
         </w:tc>
@@ -1768,7 +1768,7 @@
           <w:rFonts w:ascii="Arial" w:hAnsi="Arial"/>
           <w:sz w:val="18"/>
         </w:rPr>
-        <w:t>Robótica Aplicada con ROS 2 Experimental</w:t>
+        <w:t>ROBOT OPERATING SYSTEM - ROS</w:t>
       </w:r>
     </w:p>
     <w:p>
@@ -9737,7 +9737,7 @@
           <w:i w:val="0"/>
           <w:sz w:val="18"/>
         </w:rPr>
-        <w:t>4. Roncancio, H. (2026). Syllabus y Guía Técnica de Robótica Aplicada con ROS 2. Universidad Militar Nueva Granada.</w:t>
+        <w:t>4. Roncancio, H. (2026). Syllabus y Guía Técnica de ROBOT OPERATING SYSTEM - ROS. Universidad Militar Nueva Granada.</w:t>
       </w:r>
     </w:p>
     <w:tbl>

--- a/education/guias_laboratorio/GUIA_LAB_01_RED_ROS2_TALKER_LISTENER.docx
+++ b/education/guias_laboratorio/GUIA_LAB_01_RED_ROS2_TALKER_LISTENER.docx
@@ -234,20 +234,10 @@
             </w:tcMar>
           </w:tcPr>
           <w:p>
-            <w:pPr>
-              <w:spacing w:after="0" w:before="0"/>
-              <w:jc w:val="center"/>
-            </w:pPr>
-            <w:r/>
-            <w:r>
-              <w:rPr>
-                <w:rFonts w:ascii="Arial" w:hAnsi="Arial"/>
-                <w:b/>
-                <w:sz w:val="16"/>
-              </w:rPr>
+            <w:r>
               <w:t>Revisión No.:</w:t>
               <w:br/>
-              <w:t>1</w:t>
+              <w:t>2</w:t>
             </w:r>
           </w:p>
         </w:tc>
@@ -538,7 +528,9 @@
     </w:p>
     <w:tbl>
       <w:tblPr>
+        <w:tblStyle w:val="Tablaconcuadrcula"/>
         <w:tblW w:w="9066" w:type="dxa"/>
+        <w:jc w:val="center"/>
         <w:tblInd w:w="-5" w:type="dxa"/>
         <w:tblLayout w:type="fixed"/>
         <w:tblLook w:val="0000" w:firstRow="0" w:lastRow="0" w:firstColumn="0" w:lastColumn="0" w:noHBand="0" w:noVBand="0"/>
@@ -561,6 +553,7 @@
               <w:bottom w:val="single" w:sz="4" w:space="0" w:color="000000"/>
             </w:tcBorders>
             <w:vAlign w:val="center"/>
+            <w:shd w:fill="1F4E79"/>
           </w:tcPr>
           <w:p>
             <w:pPr>
@@ -573,6 +566,7 @@
               </w:tabs>
               <w:suppressAutoHyphens/>
               <w:snapToGrid w:val="0"/>
+              <w:spacing w:after="0" w:before="0"/>
               <w:jc w:val="center"/>
               <w:rPr>
                 <w:rFonts w:ascii="Arial" w:hAnsi="Arial" w:cs="Arial"/>
@@ -583,6 +577,8 @@
               <w:rPr>
                 <w:rFonts w:ascii="Arial" w:hAnsi="Arial" w:cs="Arial"/>
                 <w:b/>
+                <w:color w:val="FFFFFF"/>
+                <w:sz w:val="15"/>
               </w:rPr>
               <w:t>Descripción</w:t>
             </w:r>
@@ -590,6 +586,8 @@
               <w:rPr>
                 <w:rFonts w:ascii="Arial" w:hAnsi="Arial" w:cs="Arial"/>
                 <w:b/>
+                <w:color w:val="FFFFFF"/>
+                <w:sz w:val="15"/>
               </w:rPr>
               <w:t xml:space="preserve"> del Cambio</w:t>
             </w:r>
@@ -604,6 +602,7 @@
               <w:bottom w:val="single" w:sz="4" w:space="0" w:color="000000"/>
             </w:tcBorders>
             <w:vAlign w:val="center"/>
+            <w:shd w:fill="1F4E79"/>
           </w:tcPr>
           <w:p>
             <w:pPr>
@@ -616,6 +615,7 @@
               </w:tabs>
               <w:suppressAutoHyphens/>
               <w:snapToGrid w:val="0"/>
+              <w:spacing w:after="0" w:before="0"/>
               <w:jc w:val="center"/>
               <w:rPr>
                 <w:rFonts w:ascii="Arial" w:hAnsi="Arial" w:cs="Arial"/>
@@ -626,6 +626,8 @@
               <w:rPr>
                 <w:rFonts w:ascii="Arial" w:hAnsi="Arial" w:cs="Arial"/>
                 <w:b/>
+                <w:color w:val="FFFFFF"/>
+                <w:sz w:val="15"/>
               </w:rPr>
               <w:t>Justificación del Cambio</w:t>
             </w:r>
@@ -641,6 +643,7 @@
               <w:right w:val="single" w:sz="4" w:space="0" w:color="000000"/>
             </w:tcBorders>
             <w:vAlign w:val="center"/>
+            <w:shd w:fill="1F4E79"/>
           </w:tcPr>
           <w:p>
             <w:pPr>
@@ -653,6 +656,7 @@
               </w:tabs>
               <w:suppressAutoHyphens/>
               <w:snapToGrid w:val="0"/>
+              <w:spacing w:after="0" w:before="0"/>
               <w:jc w:val="center"/>
               <w:rPr>
                 <w:rFonts w:ascii="Arial" w:hAnsi="Arial" w:cs="Arial"/>
@@ -663,6 +667,8 @@
               <w:rPr>
                 <w:rFonts w:ascii="Arial" w:hAnsi="Arial" w:cs="Arial"/>
                 <w:b/>
+                <w:color w:val="FFFFFF"/>
+                <w:sz w:val="15"/>
               </w:rPr>
               <w:t xml:space="preserve">Fecha de </w:t>
             </w:r>
@@ -670,6 +676,8 @@
               <w:rPr>
                 <w:rFonts w:ascii="Arial" w:hAnsi="Arial" w:cs="Arial"/>
                 <w:b/>
+                <w:color w:val="FFFFFF"/>
+                <w:sz w:val="15"/>
               </w:rPr>
               <w:t>Elaboración / Actualización</w:t>
             </w:r>
@@ -696,12 +704,18 @@
             <w:pPr>
               <w:spacing w:after="0" w:before="0"/>
             </w:pPr>
-            <w:r/>
-            <w:r>
-              <w:rPr>
-                <w:rFonts w:ascii="Arial" w:hAnsi="Arial"/>
-                <w:b w:val="0"/>
-                <w:sz w:val="16"/>
+            <w:r>
+              <w:rPr>
+                <w:rFonts w:ascii="Arial" w:hAnsi="Arial"/>
+                <w:b w:val="0"/>
+                <w:sz w:val="15"/>
+              </w:rPr>
+            </w:r>
+            <w:r>
+              <w:rPr>
+                <w:rFonts w:ascii="Arial" w:hAnsi="Arial"/>
+                <w:b w:val="0"/>
+                <w:sz w:val="15"/>
               </w:rPr>
               <w:t>Creación e implementación de la Guía de Laboratorio 1</w:t>
             </w:r>
@@ -726,12 +740,18 @@
             <w:pPr>
               <w:spacing w:after="0" w:before="0"/>
             </w:pPr>
-            <w:r/>
-            <w:r>
-              <w:rPr>
-                <w:rFonts w:ascii="Arial" w:hAnsi="Arial"/>
-                <w:b w:val="0"/>
-                <w:sz w:val="16"/>
+            <w:r>
+              <w:rPr>
+                <w:rFonts w:ascii="Arial" w:hAnsi="Arial"/>
+                <w:b w:val="0"/>
+                <w:sz w:val="15"/>
+              </w:rPr>
+            </w:r>
+            <w:r>
+              <w:rPr>
+                <w:rFonts w:ascii="Arial" w:hAnsi="Arial"/>
+                <w:b w:val="0"/>
+                <w:sz w:val="15"/>
               </w:rPr>
               <w:t>Diseño de práctica experimental para configurar redes DDS y comunicación distribuida multi-PC en ROS 2 Jazzy.</w:t>
             </w:r>
@@ -757,12 +777,18 @@
             <w:pPr>
               <w:spacing w:after="0" w:before="0"/>
             </w:pPr>
-            <w:r/>
-            <w:r>
-              <w:rPr>
-                <w:rFonts w:ascii="Arial" w:hAnsi="Arial"/>
-                <w:b w:val="0"/>
-                <w:sz w:val="16"/>
+            <w:r>
+              <w:rPr>
+                <w:rFonts w:ascii="Arial" w:hAnsi="Arial"/>
+                <w:b w:val="0"/>
+                <w:sz w:val="15"/>
+              </w:rPr>
+            </w:r>
+            <w:r>
+              <w:rPr>
+                <w:rFonts w:ascii="Arial" w:hAnsi="Arial"/>
+                <w:b w:val="0"/>
+                <w:sz w:val="15"/>
               </w:rPr>
               <w:t>29/07/2026</w:t>
             </w:r>
@@ -784,18 +810,19 @@
               <w:bottom w:w="90" w:type="dxa"/>
               <w:end w:w="90" w:type="dxa"/>
             </w:tcMar>
-          </w:tcPr>
-          <w:p>
-            <w:pPr>
-              <w:spacing w:after="0" w:before="0"/>
-            </w:pPr>
-            <w:r/>
-            <w:r>
-              <w:rPr>
-                <w:rFonts w:ascii="Arial" w:hAnsi="Arial"/>
-                <w:b w:val="0"/>
-                <w:sz w:val="16"/>
-              </w:rPr>
+            <w:shd w:fill="F2F2F2"/>
+          </w:tcPr>
+          <w:p>
+            <w:pPr>
+              <w:spacing w:after="0" w:before="0"/>
+            </w:pPr>
+            <w:r>
+              <w:rPr>
+                <w:rFonts w:ascii="Arial" w:hAnsi="Arial"/>
+                <w:b w:val="0"/>
+                <w:sz w:val="15"/>
+              </w:rPr>
+              <w:t>Normalización de la rúbrica y creación del instrumento de evidencia v1.1</w:t>
             </w:r>
           </w:p>
         </w:tc>
@@ -813,18 +840,19 @@
               <w:bottom w:w="90" w:type="dxa"/>
               <w:end w:w="90" w:type="dxa"/>
             </w:tcMar>
-          </w:tcPr>
-          <w:p>
-            <w:pPr>
-              <w:spacing w:after="0" w:before="0"/>
-            </w:pPr>
-            <w:r/>
-            <w:r>
-              <w:rPr>
-                <w:rFonts w:ascii="Arial" w:hAnsi="Arial"/>
-                <w:b w:val="0"/>
-                <w:sz w:val="16"/>
-              </w:rPr>
+            <w:shd w:fill="F2F2F2"/>
+          </w:tcPr>
+          <w:p>
+            <w:pPr>
+              <w:spacing w:after="0" w:before="0"/>
+            </w:pPr>
+            <w:r>
+              <w:rPr>
+                <w:rFonts w:ascii="Arial" w:hAnsi="Arial"/>
+                <w:b w:val="0"/>
+                <w:sz w:val="15"/>
+              </w:rPr>
+              <w:t>Alineación con intervalos SGDE, corrección del indicador experimental y comprobación individual post-aplicación sin cambiar el experimento realizado.</w:t>
             </w:r>
           </w:p>
         </w:tc>
@@ -843,18 +871,19 @@
               <w:bottom w:w="90" w:type="dxa"/>
               <w:end w:w="90" w:type="dxa"/>
             </w:tcMar>
-          </w:tcPr>
-          <w:p>
-            <w:pPr>
-              <w:spacing w:after="0" w:before="0"/>
-            </w:pPr>
-            <w:r/>
-            <w:r>
-              <w:rPr>
-                <w:rFonts w:ascii="Arial" w:hAnsi="Arial"/>
-                <w:b w:val="0"/>
-                <w:sz w:val="16"/>
-              </w:rPr>
+            <w:shd w:fill="F2F2F2"/>
+          </w:tcPr>
+          <w:p>
+            <w:pPr>
+              <w:spacing w:after="0" w:before="0"/>
+            </w:pPr>
+            <w:r>
+              <w:rPr>
+                <w:rFonts w:ascii="Arial" w:hAnsi="Arial"/>
+                <w:b w:val="0"/>
+                <w:sz w:val="15"/>
+              </w:rPr>
+              <w:t>08/08/2026</w:t>
             </w:r>
           </w:p>
         </w:tc>
@@ -879,12 +908,18 @@
             <w:pPr>
               <w:spacing w:after="0" w:before="0"/>
             </w:pPr>
-            <w:r/>
-            <w:r>
-              <w:rPr>
-                <w:rFonts w:ascii="Arial" w:hAnsi="Arial"/>
-                <w:b w:val="0"/>
-                <w:sz w:val="16"/>
+            <w:r>
+              <w:rPr>
+                <w:rFonts w:ascii="Arial" w:hAnsi="Arial"/>
+                <w:b w:val="0"/>
+                <w:sz w:val="15"/>
+              </w:rPr>
+            </w:r>
+            <w:r>
+              <w:rPr>
+                <w:rFonts w:ascii="Arial" w:hAnsi="Arial"/>
+                <w:b w:val="0"/>
+                <w:sz w:val="15"/>
               </w:rPr>
             </w:r>
           </w:p>
@@ -908,12 +943,18 @@
             <w:pPr>
               <w:spacing w:after="0" w:before="0"/>
             </w:pPr>
-            <w:r/>
-            <w:r>
-              <w:rPr>
-                <w:rFonts w:ascii="Arial" w:hAnsi="Arial"/>
-                <w:b w:val="0"/>
-                <w:sz w:val="16"/>
+            <w:r>
+              <w:rPr>
+                <w:rFonts w:ascii="Arial" w:hAnsi="Arial"/>
+                <w:b w:val="0"/>
+                <w:sz w:val="15"/>
+              </w:rPr>
+            </w:r>
+            <w:r>
+              <w:rPr>
+                <w:rFonts w:ascii="Arial" w:hAnsi="Arial"/>
+                <w:b w:val="0"/>
+                <w:sz w:val="15"/>
               </w:rPr>
             </w:r>
           </w:p>
@@ -938,12 +979,18 @@
             <w:pPr>
               <w:spacing w:after="0" w:before="0"/>
             </w:pPr>
-            <w:r/>
-            <w:r>
-              <w:rPr>
-                <w:rFonts w:ascii="Arial" w:hAnsi="Arial"/>
-                <w:b w:val="0"/>
-                <w:sz w:val="16"/>
+            <w:r>
+              <w:rPr>
+                <w:rFonts w:ascii="Arial" w:hAnsi="Arial"/>
+                <w:b w:val="0"/>
+                <w:sz w:val="15"/>
+              </w:rPr>
+            </w:r>
+            <w:r>
+              <w:rPr>
+                <w:rFonts w:ascii="Arial" w:hAnsi="Arial"/>
+                <w:b w:val="0"/>
+                <w:sz w:val="15"/>
               </w:rPr>
             </w:r>
           </w:p>
@@ -964,17 +1011,24 @@
               <w:bottom w:w="90" w:type="dxa"/>
               <w:end w:w="90" w:type="dxa"/>
             </w:tcMar>
-          </w:tcPr>
-          <w:p>
-            <w:pPr>
-              <w:spacing w:after="0" w:before="0"/>
-            </w:pPr>
-            <w:r/>
-            <w:r>
-              <w:rPr>
-                <w:rFonts w:ascii="Arial" w:hAnsi="Arial"/>
-                <w:b w:val="0"/>
-                <w:sz w:val="16"/>
+            <w:shd w:fill="F2F2F2"/>
+          </w:tcPr>
+          <w:p>
+            <w:pPr>
+              <w:spacing w:after="0" w:before="0"/>
+            </w:pPr>
+            <w:r>
+              <w:rPr>
+                <w:rFonts w:ascii="Arial" w:hAnsi="Arial"/>
+                <w:b w:val="0"/>
+                <w:sz w:val="15"/>
+              </w:rPr>
+            </w:r>
+            <w:r>
+              <w:rPr>
+                <w:rFonts w:ascii="Arial" w:hAnsi="Arial"/>
+                <w:b w:val="0"/>
+                <w:sz w:val="15"/>
               </w:rPr>
             </w:r>
           </w:p>
@@ -993,17 +1047,24 @@
               <w:bottom w:w="90" w:type="dxa"/>
               <w:end w:w="90" w:type="dxa"/>
             </w:tcMar>
-          </w:tcPr>
-          <w:p>
-            <w:pPr>
-              <w:spacing w:after="0" w:before="0"/>
-            </w:pPr>
-            <w:r/>
-            <w:r>
-              <w:rPr>
-                <w:rFonts w:ascii="Arial" w:hAnsi="Arial"/>
-                <w:b w:val="0"/>
-                <w:sz w:val="16"/>
+            <w:shd w:fill="F2F2F2"/>
+          </w:tcPr>
+          <w:p>
+            <w:pPr>
+              <w:spacing w:after="0" w:before="0"/>
+            </w:pPr>
+            <w:r>
+              <w:rPr>
+                <w:rFonts w:ascii="Arial" w:hAnsi="Arial"/>
+                <w:b w:val="0"/>
+                <w:sz w:val="15"/>
+              </w:rPr>
+            </w:r>
+            <w:r>
+              <w:rPr>
+                <w:rFonts w:ascii="Arial" w:hAnsi="Arial"/>
+                <w:b w:val="0"/>
+                <w:sz w:val="15"/>
               </w:rPr>
             </w:r>
           </w:p>
@@ -1023,17 +1084,24 @@
               <w:bottom w:w="90" w:type="dxa"/>
               <w:end w:w="90" w:type="dxa"/>
             </w:tcMar>
-          </w:tcPr>
-          <w:p>
-            <w:pPr>
-              <w:spacing w:after="0" w:before="0"/>
-            </w:pPr>
-            <w:r/>
-            <w:r>
-              <w:rPr>
-                <w:rFonts w:ascii="Arial" w:hAnsi="Arial"/>
-                <w:b w:val="0"/>
-                <w:sz w:val="16"/>
+            <w:shd w:fill="F2F2F2"/>
+          </w:tcPr>
+          <w:p>
+            <w:pPr>
+              <w:spacing w:after="0" w:before="0"/>
+            </w:pPr>
+            <w:r>
+              <w:rPr>
+                <w:rFonts w:ascii="Arial" w:hAnsi="Arial"/>
+                <w:b w:val="0"/>
+                <w:sz w:val="15"/>
+              </w:rPr>
+            </w:r>
+            <w:r>
+              <w:rPr>
+                <w:rFonts w:ascii="Arial" w:hAnsi="Arial"/>
+                <w:b w:val="0"/>
+                <w:sz w:val="15"/>
               </w:rPr>
             </w:r>
           </w:p>
@@ -1059,12 +1127,18 @@
             <w:pPr>
               <w:spacing w:after="0" w:before="0"/>
             </w:pPr>
-            <w:r/>
-            <w:r>
-              <w:rPr>
-                <w:rFonts w:ascii="Arial" w:hAnsi="Arial"/>
-                <w:b w:val="0"/>
-                <w:sz w:val="16"/>
+            <w:r>
+              <w:rPr>
+                <w:rFonts w:ascii="Arial" w:hAnsi="Arial"/>
+                <w:b w:val="0"/>
+                <w:sz w:val="15"/>
+              </w:rPr>
+            </w:r>
+            <w:r>
+              <w:rPr>
+                <w:rFonts w:ascii="Arial" w:hAnsi="Arial"/>
+                <w:b w:val="0"/>
+                <w:sz w:val="15"/>
               </w:rPr>
             </w:r>
           </w:p>
@@ -1088,12 +1162,18 @@
             <w:pPr>
               <w:spacing w:after="0" w:before="0"/>
             </w:pPr>
-            <w:r/>
-            <w:r>
-              <w:rPr>
-                <w:rFonts w:ascii="Arial" w:hAnsi="Arial"/>
-                <w:b w:val="0"/>
-                <w:sz w:val="16"/>
+            <w:r>
+              <w:rPr>
+                <w:rFonts w:ascii="Arial" w:hAnsi="Arial"/>
+                <w:b w:val="0"/>
+                <w:sz w:val="15"/>
+              </w:rPr>
+            </w:r>
+            <w:r>
+              <w:rPr>
+                <w:rFonts w:ascii="Arial" w:hAnsi="Arial"/>
+                <w:b w:val="0"/>
+                <w:sz w:val="15"/>
               </w:rPr>
             </w:r>
           </w:p>
@@ -1118,12 +1198,18 @@
             <w:pPr>
               <w:spacing w:after="0" w:before="0"/>
             </w:pPr>
-            <w:r/>
-            <w:r>
-              <w:rPr>
-                <w:rFonts w:ascii="Arial" w:hAnsi="Arial"/>
-                <w:b w:val="0"/>
-                <w:sz w:val="16"/>
+            <w:r>
+              <w:rPr>
+                <w:rFonts w:ascii="Arial" w:hAnsi="Arial"/>
+                <w:b w:val="0"/>
+                <w:sz w:val="15"/>
+              </w:rPr>
+            </w:r>
+            <w:r>
+              <w:rPr>
+                <w:rFonts w:ascii="Arial" w:hAnsi="Arial"/>
+                <w:b w:val="0"/>
+                <w:sz w:val="15"/>
               </w:rPr>
             </w:r>
           </w:p>
@@ -1144,17 +1230,24 @@
               <w:bottom w:w="90" w:type="dxa"/>
               <w:end w:w="90" w:type="dxa"/>
             </w:tcMar>
-          </w:tcPr>
-          <w:p>
-            <w:pPr>
-              <w:spacing w:after="0" w:before="0"/>
-            </w:pPr>
-            <w:r/>
-            <w:r>
-              <w:rPr>
-                <w:rFonts w:ascii="Arial" w:hAnsi="Arial"/>
-                <w:b w:val="0"/>
-                <w:sz w:val="16"/>
+            <w:shd w:fill="F2F2F2"/>
+          </w:tcPr>
+          <w:p>
+            <w:pPr>
+              <w:spacing w:after="0" w:before="0"/>
+            </w:pPr>
+            <w:r>
+              <w:rPr>
+                <w:rFonts w:ascii="Arial" w:hAnsi="Arial"/>
+                <w:b w:val="0"/>
+                <w:sz w:val="15"/>
+              </w:rPr>
+            </w:r>
+            <w:r>
+              <w:rPr>
+                <w:rFonts w:ascii="Arial" w:hAnsi="Arial"/>
+                <w:b w:val="0"/>
+                <w:sz w:val="15"/>
               </w:rPr>
             </w:r>
           </w:p>
@@ -1173,17 +1266,24 @@
               <w:bottom w:w="90" w:type="dxa"/>
               <w:end w:w="90" w:type="dxa"/>
             </w:tcMar>
-          </w:tcPr>
-          <w:p>
-            <w:pPr>
-              <w:spacing w:after="0" w:before="0"/>
-            </w:pPr>
-            <w:r/>
-            <w:r>
-              <w:rPr>
-                <w:rFonts w:ascii="Arial" w:hAnsi="Arial"/>
-                <w:b w:val="0"/>
-                <w:sz w:val="16"/>
+            <w:shd w:fill="F2F2F2"/>
+          </w:tcPr>
+          <w:p>
+            <w:pPr>
+              <w:spacing w:after="0" w:before="0"/>
+            </w:pPr>
+            <w:r>
+              <w:rPr>
+                <w:rFonts w:ascii="Arial" w:hAnsi="Arial"/>
+                <w:b w:val="0"/>
+                <w:sz w:val="15"/>
+              </w:rPr>
+            </w:r>
+            <w:r>
+              <w:rPr>
+                <w:rFonts w:ascii="Arial" w:hAnsi="Arial"/>
+                <w:b w:val="0"/>
+                <w:sz w:val="15"/>
               </w:rPr>
             </w:r>
           </w:p>
@@ -1203,17 +1303,24 @@
               <w:bottom w:w="90" w:type="dxa"/>
               <w:end w:w="90" w:type="dxa"/>
             </w:tcMar>
-          </w:tcPr>
-          <w:p>
-            <w:pPr>
-              <w:spacing w:after="0" w:before="0"/>
-            </w:pPr>
-            <w:r/>
-            <w:r>
-              <w:rPr>
-                <w:rFonts w:ascii="Arial" w:hAnsi="Arial"/>
-                <w:b w:val="0"/>
-                <w:sz w:val="16"/>
+            <w:shd w:fill="F2F2F2"/>
+          </w:tcPr>
+          <w:p>
+            <w:pPr>
+              <w:spacing w:after="0" w:before="0"/>
+            </w:pPr>
+            <w:r>
+              <w:rPr>
+                <w:rFonts w:ascii="Arial" w:hAnsi="Arial"/>
+                <w:b w:val="0"/>
+                <w:sz w:val="15"/>
+              </w:rPr>
+            </w:r>
+            <w:r>
+              <w:rPr>
+                <w:rFonts w:ascii="Arial" w:hAnsi="Arial"/>
+                <w:b w:val="0"/>
+                <w:sz w:val="15"/>
               </w:rPr>
             </w:r>
           </w:p>
@@ -1239,12 +1346,18 @@
             <w:pPr>
               <w:spacing w:after="0" w:before="0"/>
             </w:pPr>
-            <w:r/>
-            <w:r>
-              <w:rPr>
-                <w:rFonts w:ascii="Arial" w:hAnsi="Arial"/>
-                <w:b w:val="0"/>
-                <w:sz w:val="16"/>
+            <w:r>
+              <w:rPr>
+                <w:rFonts w:ascii="Arial" w:hAnsi="Arial"/>
+                <w:b w:val="0"/>
+                <w:sz w:val="15"/>
+              </w:rPr>
+            </w:r>
+            <w:r>
+              <w:rPr>
+                <w:rFonts w:ascii="Arial" w:hAnsi="Arial"/>
+                <w:b w:val="0"/>
+                <w:sz w:val="15"/>
               </w:rPr>
             </w:r>
           </w:p>
@@ -1268,12 +1381,18 @@
             <w:pPr>
               <w:spacing w:after="0" w:before="0"/>
             </w:pPr>
-            <w:r/>
-            <w:r>
-              <w:rPr>
-                <w:rFonts w:ascii="Arial" w:hAnsi="Arial"/>
-                <w:b w:val="0"/>
-                <w:sz w:val="16"/>
+            <w:r>
+              <w:rPr>
+                <w:rFonts w:ascii="Arial" w:hAnsi="Arial"/>
+                <w:b w:val="0"/>
+                <w:sz w:val="15"/>
+              </w:rPr>
+            </w:r>
+            <w:r>
+              <w:rPr>
+                <w:rFonts w:ascii="Arial" w:hAnsi="Arial"/>
+                <w:b w:val="0"/>
+                <w:sz w:val="15"/>
               </w:rPr>
             </w:r>
           </w:p>
@@ -1298,12 +1417,18 @@
             <w:pPr>
               <w:spacing w:after="0" w:before="0"/>
             </w:pPr>
-            <w:r/>
-            <w:r>
-              <w:rPr>
-                <w:rFonts w:ascii="Arial" w:hAnsi="Arial"/>
-                <w:b w:val="0"/>
-                <w:sz w:val="16"/>
+            <w:r>
+              <w:rPr>
+                <w:rFonts w:ascii="Arial" w:hAnsi="Arial"/>
+                <w:b w:val="0"/>
+                <w:sz w:val="15"/>
+              </w:rPr>
+            </w:r>
+            <w:r>
+              <w:rPr>
+                <w:rFonts w:ascii="Arial" w:hAnsi="Arial"/>
+                <w:b w:val="0"/>
+                <w:sz w:val="15"/>
               </w:rPr>
             </w:r>
           </w:p>
@@ -1324,17 +1449,24 @@
               <w:bottom w:w="90" w:type="dxa"/>
               <w:end w:w="90" w:type="dxa"/>
             </w:tcMar>
-          </w:tcPr>
-          <w:p>
-            <w:pPr>
-              <w:spacing w:after="0" w:before="0"/>
-            </w:pPr>
-            <w:r/>
-            <w:r>
-              <w:rPr>
-                <w:rFonts w:ascii="Arial" w:hAnsi="Arial"/>
-                <w:b w:val="0"/>
-                <w:sz w:val="16"/>
+            <w:shd w:fill="F2F2F2"/>
+          </w:tcPr>
+          <w:p>
+            <w:pPr>
+              <w:spacing w:after="0" w:before="0"/>
+            </w:pPr>
+            <w:r>
+              <w:rPr>
+                <w:rFonts w:ascii="Arial" w:hAnsi="Arial"/>
+                <w:b w:val="0"/>
+                <w:sz w:val="15"/>
+              </w:rPr>
+            </w:r>
+            <w:r>
+              <w:rPr>
+                <w:rFonts w:ascii="Arial" w:hAnsi="Arial"/>
+                <w:b w:val="0"/>
+                <w:sz w:val="15"/>
               </w:rPr>
             </w:r>
           </w:p>
@@ -1353,17 +1485,24 @@
               <w:bottom w:w="90" w:type="dxa"/>
               <w:end w:w="90" w:type="dxa"/>
             </w:tcMar>
-          </w:tcPr>
-          <w:p>
-            <w:pPr>
-              <w:spacing w:after="0" w:before="0"/>
-            </w:pPr>
-            <w:r/>
-            <w:r>
-              <w:rPr>
-                <w:rFonts w:ascii="Arial" w:hAnsi="Arial"/>
-                <w:b w:val="0"/>
-                <w:sz w:val="16"/>
+            <w:shd w:fill="F2F2F2"/>
+          </w:tcPr>
+          <w:p>
+            <w:pPr>
+              <w:spacing w:after="0" w:before="0"/>
+            </w:pPr>
+            <w:r>
+              <w:rPr>
+                <w:rFonts w:ascii="Arial" w:hAnsi="Arial"/>
+                <w:b w:val="0"/>
+                <w:sz w:val="15"/>
+              </w:rPr>
+            </w:r>
+            <w:r>
+              <w:rPr>
+                <w:rFonts w:ascii="Arial" w:hAnsi="Arial"/>
+                <w:b w:val="0"/>
+                <w:sz w:val="15"/>
               </w:rPr>
             </w:r>
           </w:p>
@@ -1383,17 +1522,24 @@
               <w:bottom w:w="90" w:type="dxa"/>
               <w:end w:w="90" w:type="dxa"/>
             </w:tcMar>
-          </w:tcPr>
-          <w:p>
-            <w:pPr>
-              <w:spacing w:after="0" w:before="0"/>
-            </w:pPr>
-            <w:r/>
-            <w:r>
-              <w:rPr>
-                <w:rFonts w:ascii="Arial" w:hAnsi="Arial"/>
-                <w:b w:val="0"/>
-                <w:sz w:val="16"/>
+            <w:shd w:fill="F2F2F2"/>
+          </w:tcPr>
+          <w:p>
+            <w:pPr>
+              <w:spacing w:after="0" w:before="0"/>
+            </w:pPr>
+            <w:r>
+              <w:rPr>
+                <w:rFonts w:ascii="Arial" w:hAnsi="Arial"/>
+                <w:b w:val="0"/>
+                <w:sz w:val="15"/>
+              </w:rPr>
+            </w:r>
+            <w:r>
+              <w:rPr>
+                <w:rFonts w:ascii="Arial" w:hAnsi="Arial"/>
+                <w:b w:val="0"/>
+                <w:sz w:val="15"/>
               </w:rPr>
             </w:r>
           </w:p>
@@ -1419,12 +1565,18 @@
             <w:pPr>
               <w:spacing w:after="0" w:before="0"/>
             </w:pPr>
-            <w:r/>
-            <w:r>
-              <w:rPr>
-                <w:rFonts w:ascii="Arial" w:hAnsi="Arial"/>
-                <w:b w:val="0"/>
-                <w:sz w:val="16"/>
+            <w:r>
+              <w:rPr>
+                <w:rFonts w:ascii="Arial" w:hAnsi="Arial"/>
+                <w:b w:val="0"/>
+                <w:sz w:val="15"/>
+              </w:rPr>
+            </w:r>
+            <w:r>
+              <w:rPr>
+                <w:rFonts w:ascii="Arial" w:hAnsi="Arial"/>
+                <w:b w:val="0"/>
+                <w:sz w:val="15"/>
               </w:rPr>
             </w:r>
           </w:p>
@@ -1448,12 +1600,18 @@
             <w:pPr>
               <w:spacing w:after="0" w:before="0"/>
             </w:pPr>
-            <w:r/>
-            <w:r>
-              <w:rPr>
-                <w:rFonts w:ascii="Arial" w:hAnsi="Arial"/>
-                <w:b w:val="0"/>
-                <w:sz w:val="16"/>
+            <w:r>
+              <w:rPr>
+                <w:rFonts w:ascii="Arial" w:hAnsi="Arial"/>
+                <w:b w:val="0"/>
+                <w:sz w:val="15"/>
+              </w:rPr>
+            </w:r>
+            <w:r>
+              <w:rPr>
+                <w:rFonts w:ascii="Arial" w:hAnsi="Arial"/>
+                <w:b w:val="0"/>
+                <w:sz w:val="15"/>
               </w:rPr>
             </w:r>
           </w:p>
@@ -1478,12 +1636,18 @@
             <w:pPr>
               <w:spacing w:after="0" w:before="0"/>
             </w:pPr>
-            <w:r/>
-            <w:r>
-              <w:rPr>
-                <w:rFonts w:ascii="Arial" w:hAnsi="Arial"/>
-                <w:b w:val="0"/>
-                <w:sz w:val="16"/>
+            <w:r>
+              <w:rPr>
+                <w:rFonts w:ascii="Arial" w:hAnsi="Arial"/>
+                <w:b w:val="0"/>
+                <w:sz w:val="15"/>
+              </w:rPr>
+            </w:r>
+            <w:r>
+              <w:rPr>
+                <w:rFonts w:ascii="Arial" w:hAnsi="Arial"/>
+                <w:b w:val="0"/>
+                <w:sz w:val="15"/>
               </w:rPr>
             </w:r>
           </w:p>
@@ -1504,17 +1668,24 @@
               <w:bottom w:w="90" w:type="dxa"/>
               <w:end w:w="90" w:type="dxa"/>
             </w:tcMar>
-          </w:tcPr>
-          <w:p>
-            <w:pPr>
-              <w:spacing w:after="0" w:before="0"/>
-            </w:pPr>
-            <w:r/>
-            <w:r>
-              <w:rPr>
-                <w:rFonts w:ascii="Arial" w:hAnsi="Arial"/>
-                <w:b w:val="0"/>
-                <w:sz w:val="16"/>
+            <w:shd w:fill="F2F2F2"/>
+          </w:tcPr>
+          <w:p>
+            <w:pPr>
+              <w:spacing w:after="0" w:before="0"/>
+            </w:pPr>
+            <w:r>
+              <w:rPr>
+                <w:rFonts w:ascii="Arial" w:hAnsi="Arial"/>
+                <w:b w:val="0"/>
+                <w:sz w:val="15"/>
+              </w:rPr>
+            </w:r>
+            <w:r>
+              <w:rPr>
+                <w:rFonts w:ascii="Arial" w:hAnsi="Arial"/>
+                <w:b w:val="0"/>
+                <w:sz w:val="15"/>
               </w:rPr>
             </w:r>
           </w:p>
@@ -1533,17 +1704,24 @@
               <w:bottom w:w="90" w:type="dxa"/>
               <w:end w:w="90" w:type="dxa"/>
             </w:tcMar>
-          </w:tcPr>
-          <w:p>
-            <w:pPr>
-              <w:spacing w:after="0" w:before="0"/>
-            </w:pPr>
-            <w:r/>
-            <w:r>
-              <w:rPr>
-                <w:rFonts w:ascii="Arial" w:hAnsi="Arial"/>
-                <w:b w:val="0"/>
-                <w:sz w:val="16"/>
+            <w:shd w:fill="F2F2F2"/>
+          </w:tcPr>
+          <w:p>
+            <w:pPr>
+              <w:spacing w:after="0" w:before="0"/>
+            </w:pPr>
+            <w:r>
+              <w:rPr>
+                <w:rFonts w:ascii="Arial" w:hAnsi="Arial"/>
+                <w:b w:val="0"/>
+                <w:sz w:val="15"/>
+              </w:rPr>
+            </w:r>
+            <w:r>
+              <w:rPr>
+                <w:rFonts w:ascii="Arial" w:hAnsi="Arial"/>
+                <w:b w:val="0"/>
+                <w:sz w:val="15"/>
               </w:rPr>
             </w:r>
           </w:p>
@@ -1563,17 +1741,24 @@
               <w:bottom w:w="90" w:type="dxa"/>
               <w:end w:w="90" w:type="dxa"/>
             </w:tcMar>
-          </w:tcPr>
-          <w:p>
-            <w:pPr>
-              <w:spacing w:after="0" w:before="0"/>
-            </w:pPr>
-            <w:r/>
-            <w:r>
-              <w:rPr>
-                <w:rFonts w:ascii="Arial" w:hAnsi="Arial"/>
-                <w:b w:val="0"/>
-                <w:sz w:val="16"/>
+            <w:shd w:fill="F2F2F2"/>
+          </w:tcPr>
+          <w:p>
+            <w:pPr>
+              <w:spacing w:after="0" w:before="0"/>
+            </w:pPr>
+            <w:r>
+              <w:rPr>
+                <w:rFonts w:ascii="Arial" w:hAnsi="Arial"/>
+                <w:b w:val="0"/>
+                <w:sz w:val="15"/>
+              </w:rPr>
+            </w:r>
+            <w:r>
+              <w:rPr>
+                <w:rFonts w:ascii="Arial" w:hAnsi="Arial"/>
+                <w:b w:val="0"/>
+                <w:sz w:val="15"/>
               </w:rPr>
             </w:r>
           </w:p>
@@ -1602,12 +1787,18 @@
             <w:pPr>
               <w:spacing w:after="0" w:before="0"/>
             </w:pPr>
-            <w:r/>
-            <w:r>
-              <w:rPr>
-                <w:rFonts w:ascii="Arial" w:hAnsi="Arial"/>
-                <w:b w:val="0"/>
-                <w:sz w:val="16"/>
+            <w:r>
+              <w:rPr>
+                <w:rFonts w:ascii="Arial" w:hAnsi="Arial"/>
+                <w:b w:val="0"/>
+                <w:sz w:val="15"/>
+              </w:rPr>
+            </w:r>
+            <w:r>
+              <w:rPr>
+                <w:rFonts w:ascii="Arial" w:hAnsi="Arial"/>
+                <w:b w:val="0"/>
+                <w:sz w:val="15"/>
               </w:rPr>
             </w:r>
           </w:p>
@@ -1631,12 +1822,18 @@
             <w:pPr>
               <w:spacing w:after="0" w:before="0"/>
             </w:pPr>
-            <w:r/>
-            <w:r>
-              <w:rPr>
-                <w:rFonts w:ascii="Arial" w:hAnsi="Arial"/>
-                <w:b w:val="0"/>
-                <w:sz w:val="16"/>
+            <w:r>
+              <w:rPr>
+                <w:rFonts w:ascii="Arial" w:hAnsi="Arial"/>
+                <w:b w:val="0"/>
+                <w:sz w:val="15"/>
+              </w:rPr>
+            </w:r>
+            <w:r>
+              <w:rPr>
+                <w:rFonts w:ascii="Arial" w:hAnsi="Arial"/>
+                <w:b w:val="0"/>
+                <w:sz w:val="15"/>
               </w:rPr>
             </w:r>
           </w:p>
@@ -1661,12 +1858,18 @@
             <w:pPr>
               <w:spacing w:after="0" w:before="0"/>
             </w:pPr>
-            <w:r/>
-            <w:r>
-              <w:rPr>
-                <w:rFonts w:ascii="Arial" w:hAnsi="Arial"/>
-                <w:b w:val="0"/>
-                <w:sz w:val="16"/>
+            <w:r>
+              <w:rPr>
+                <w:rFonts w:ascii="Arial" w:hAnsi="Arial"/>
+                <w:b w:val="0"/>
+                <w:sz w:val="15"/>
+              </w:rPr>
+            </w:r>
+            <w:r>
+              <w:rPr>
+                <w:rFonts w:ascii="Arial" w:hAnsi="Arial"/>
+                <w:b w:val="0"/>
+                <w:sz w:val="15"/>
               </w:rPr>
             </w:r>
           </w:p>
@@ -2596,7 +2799,9 @@
     </w:p>
     <w:tbl>
       <w:tblPr>
+        <w:tblStyle w:val="Tablaconcuadrcula"/>
         <w:tblW w:w="0" w:type="auto"/>
+        <w:jc w:val="center"/>
         <w:tblInd w:w="360" w:type="dxa"/>
         <w:tblBorders>
           <w:top w:val="single" w:sz="4" w:space="0" w:color="auto"/>
@@ -2630,19 +2835,28 @@
               <w:end w:w="90" w:type="dxa"/>
             </w:tcMar>
             <w:vAlign w:val="center"/>
+            <w:shd w:fill="1F4E79"/>
           </w:tcPr>
           <w:p>
             <w:pPr>
               <w:spacing w:after="0" w:before="0"/>
               <w:jc w:val="center"/>
             </w:pPr>
-            <w:r/>
             <w:r>
               <w:rPr>
                 <w:rFonts w:ascii="Arial" w:hAnsi="Arial"/>
                 <w:b/>
+                <w:color w:val="FFFFFF"/>
                 <w:sz w:val="13"/>
               </w:rPr>
+            </w:r>
+            <w:r>
+              <w:rPr>
+                <w:rFonts w:ascii="Arial" w:hAnsi="Arial"/>
+                <w:b/>
+                <w:color w:val="FFFFFF"/>
+                <w:sz w:val="13"/>
+              </w:rPr>
               <w:t>RAE / Indicador Syllabus</w:t>
             </w:r>
           </w:p>
@@ -2657,19 +2871,28 @@
               <w:end w:w="90" w:type="dxa"/>
             </w:tcMar>
             <w:vAlign w:val="center"/>
+            <w:shd w:fill="1F4E79"/>
           </w:tcPr>
           <w:p>
             <w:pPr>
               <w:spacing w:after="0" w:before="0"/>
               <w:jc w:val="center"/>
             </w:pPr>
-            <w:r/>
             <w:r>
               <w:rPr>
                 <w:rFonts w:ascii="Arial" w:hAnsi="Arial"/>
                 <w:b/>
+                <w:color w:val="FFFFFF"/>
                 <w:sz w:val="13"/>
               </w:rPr>
+            </w:r>
+            <w:r>
+              <w:rPr>
+                <w:rFonts w:ascii="Arial" w:hAnsi="Arial"/>
+                <w:b/>
+                <w:color w:val="FFFFFF"/>
+                <w:sz w:val="13"/>
+              </w:rPr>
               <w:t>Student Outcome (ABET)</w:t>
             </w:r>
           </w:p>
@@ -2684,19 +2907,28 @@
               <w:end w:w="90" w:type="dxa"/>
             </w:tcMar>
             <w:vAlign w:val="center"/>
+            <w:shd w:fill="1F4E79"/>
           </w:tcPr>
           <w:p>
             <w:pPr>
               <w:spacing w:after="0" w:before="0"/>
               <w:jc w:val="center"/>
             </w:pPr>
-            <w:r/>
             <w:r>
               <w:rPr>
                 <w:rFonts w:ascii="Arial" w:hAnsi="Arial"/>
                 <w:b/>
+                <w:color w:val="FFFFFF"/>
                 <w:sz w:val="13"/>
               </w:rPr>
+            </w:r>
+            <w:r>
+              <w:rPr>
+                <w:rFonts w:ascii="Arial" w:hAnsi="Arial"/>
+                <w:b/>
+                <w:color w:val="FFFFFF"/>
+                <w:sz w:val="13"/>
+              </w:rPr>
               <w:t>Criterio de Evaluación de la Práctica</w:t>
             </w:r>
           </w:p>
@@ -2711,19 +2943,28 @@
               <w:end w:w="90" w:type="dxa"/>
             </w:tcMar>
             <w:vAlign w:val="center"/>
+            <w:shd w:fill="1F4E79"/>
           </w:tcPr>
           <w:p>
             <w:pPr>
               <w:spacing w:after="0" w:before="0"/>
               <w:jc w:val="center"/>
             </w:pPr>
-            <w:r/>
             <w:r>
               <w:rPr>
                 <w:rFonts w:ascii="Arial" w:hAnsi="Arial"/>
                 <w:b/>
+                <w:color w:val="FFFFFF"/>
                 <w:sz w:val="13"/>
               </w:rPr>
+            </w:r>
+            <w:r>
+              <w:rPr>
+                <w:rFonts w:ascii="Arial" w:hAnsi="Arial"/>
+                <w:b/>
+                <w:color w:val="FFFFFF"/>
+                <w:sz w:val="13"/>
+              </w:rPr>
               <w:t>Peso en la Nota Final (0 a 5.0)</w:t>
             </w:r>
           </w:p>
@@ -2738,17 +2979,26 @@
               <w:end w:w="90" w:type="dxa"/>
             </w:tcMar>
             <w:vAlign w:val="center"/>
+            <w:shd w:fill="1F4E79"/>
           </w:tcPr>
           <w:p>
             <w:pPr>
               <w:spacing w:after="0" w:before="0"/>
               <w:jc w:val="center"/>
             </w:pPr>
-            <w:r/>
             <w:r>
               <w:rPr>
                 <w:rFonts w:ascii="Arial" w:hAnsi="Arial"/>
                 <w:b/>
+                <w:color w:val="FFFFFF"/>
+                <w:sz w:val="13"/>
+              </w:rPr>
+            </w:r>
+            <w:r>
+              <w:rPr>
+                <w:rFonts w:ascii="Arial" w:hAnsi="Arial"/>
+                <w:b/>
+                <w:color w:val="FFFFFF"/>
                 <w:sz w:val="13"/>
               </w:rPr>
               <w:t>Puntos Máximos</w:t>
@@ -2776,13 +3026,19 @@
               <w:spacing w:after="0" w:before="0"/>
               <w:jc w:val="left"/>
             </w:pPr>
-            <w:r/>
             <w:r>
               <w:rPr>
                 <w:rFonts w:ascii="Arial" w:hAnsi="Arial"/>
                 <w:b w:val="0"/>
                 <w:sz w:val="13"/>
               </w:rPr>
+            </w:r>
+            <w:r>
+              <w:rPr>
+                <w:rFonts w:ascii="Arial" w:hAnsi="Arial"/>
+                <w:b w:val="0"/>
+                <w:sz w:val="13"/>
+              </w:rPr>
               <w:t>RAE 1 - Indicador 2.1</w:t>
             </w:r>
           </w:p>
@@ -2803,13 +3059,19 @@
               <w:spacing w:after="0" w:before="0"/>
               <w:jc w:val="left"/>
             </w:pPr>
-            <w:r/>
             <w:r>
               <w:rPr>
                 <w:rFonts w:ascii="Arial" w:hAnsi="Arial"/>
                 <w:b w:val="0"/>
                 <w:sz w:val="13"/>
               </w:rPr>
+            </w:r>
+            <w:r>
+              <w:rPr>
+                <w:rFonts w:ascii="Arial" w:hAnsi="Arial"/>
+                <w:b w:val="0"/>
+                <w:sz w:val="13"/>
+              </w:rPr>
               <w:t>SO2 (Diseño de Soluciones)</w:t>
             </w:r>
           </w:p>
@@ -2830,13 +3092,19 @@
               <w:spacing w:after="0" w:before="0"/>
               <w:jc w:val="left"/>
             </w:pPr>
-            <w:r/>
             <w:r>
               <w:rPr>
                 <w:rFonts w:ascii="Arial" w:hAnsi="Arial"/>
                 <w:b w:val="0"/>
                 <w:sz w:val="13"/>
               </w:rPr>
+            </w:r>
+            <w:r>
+              <w:rPr>
+                <w:rFonts w:ascii="Arial" w:hAnsi="Arial"/>
+                <w:b w:val="0"/>
+                <w:sz w:val="13"/>
+              </w:rPr>
               <w:t>Configuración de arquitectura de software y red DDS (ROS_DOMAIN_ID, RMW_IMPLEMENTATION=rmw_cyclonedds_cpp, subred y reglas de firewall).</w:t>
             </w:r>
           </w:p>
@@ -2857,13 +3125,19 @@
               <w:spacing w:after="0" w:before="0"/>
               <w:jc w:val="left"/>
             </w:pPr>
-            <w:r/>
             <w:r>
               <w:rPr>
                 <w:rFonts w:ascii="Arial" w:hAnsi="Arial"/>
                 <w:b w:val="0"/>
                 <w:sz w:val="13"/>
               </w:rPr>
+            </w:r>
+            <w:r>
+              <w:rPr>
+                <w:rFonts w:ascii="Arial" w:hAnsi="Arial"/>
+                <w:b w:val="0"/>
+                <w:sz w:val="13"/>
+              </w:rPr>
               <w:t>30%</w:t>
             </w:r>
           </w:p>
@@ -2884,7 +3158,13 @@
               <w:spacing w:after="0" w:before="0"/>
               <w:jc w:val="left"/>
             </w:pPr>
-            <w:r/>
+            <w:r>
+              <w:rPr>
+                <w:rFonts w:ascii="Arial" w:hAnsi="Arial"/>
+                <w:b w:val="0"/>
+                <w:sz w:val="13"/>
+              </w:rPr>
+            </w:r>
             <w:r>
               <w:rPr>
                 <w:rFonts w:ascii="Arial" w:hAnsi="Arial"/>
@@ -2910,20 +3190,105 @@
               <w:end w:w="90" w:type="dxa"/>
             </w:tcMar>
             <w:vAlign w:val="center"/>
+            <w:shd w:fill="F2F2F2"/>
+          </w:tcPr>
+          <w:p>
+            <w:pPr>
+              <w:spacing w:after="0" w:before="0"/>
+            </w:pPr>
+            <w:r>
+              <w:rPr>
+                <w:rFonts w:ascii="Arial" w:hAnsi="Arial"/>
+                <w:b w:val="0"/>
+                <w:sz w:val="13"/>
+              </w:rPr>
+              <w:t>RAE transversal - Indicador 6.4</w:t>
+            </w:r>
+          </w:p>
+        </w:tc>
+        <w:tc>
+          <w:tcPr>
+            <w:tcW w:type="dxa" w:w="1768"/>
+            <w:tcMar>
+              <w:top w:w="90" w:type="dxa"/>
+              <w:start w:w="90" w:type="dxa"/>
+              <w:bottom w:w="90" w:type="dxa"/>
+              <w:end w:w="90" w:type="dxa"/>
+            </w:tcMar>
+            <w:vAlign w:val="center"/>
+            <w:shd w:fill="F2F2F2"/>
+          </w:tcPr>
+          <w:p>
+            <w:pPr>
+              <w:spacing w:after="0" w:before="0"/>
+            </w:pPr>
+            <w:r>
+              <w:rPr>
+                <w:rFonts w:ascii="Arial" w:hAnsi="Arial"/>
+                <w:b w:val="0"/>
+                <w:sz w:val="13"/>
+              </w:rPr>
+              <w:t>SO6 (Experimentación y Análisis)</w:t>
+            </w:r>
+          </w:p>
+        </w:tc>
+        <w:tc>
+          <w:tcPr>
+            <w:tcW w:type="dxa" w:w="1768"/>
+            <w:tcMar>
+              <w:top w:w="90" w:type="dxa"/>
+              <w:start w:w="90" w:type="dxa"/>
+              <w:bottom w:w="90" w:type="dxa"/>
+              <w:end w:w="90" w:type="dxa"/>
+            </w:tcMar>
+            <w:vAlign w:val="center"/>
+            <w:shd w:fill="F2F2F2"/>
+          </w:tcPr>
+          <w:p>
+            <w:pPr>
+              <w:spacing w:after="0" w:before="0"/>
+            </w:pPr>
+            <w:r>
+              <w:rPr>
+                <w:rFonts w:ascii="Arial" w:hAnsi="Arial"/>
+                <w:b w:val="0"/>
+                <w:sz w:val="13"/>
+              </w:rPr>
+              <w:t>Diagnóstico experimental por capas: mediciones disponibles, QoS, falla inducida, causa y recuperación.</w:t>
+            </w:r>
+          </w:p>
+        </w:tc>
+        <w:tc>
+          <w:tcPr>
+            <w:tcW w:type="dxa" w:w="1768"/>
+            <w:tcMar>
+              <w:top w:w="90" w:type="dxa"/>
+              <w:start w:w="90" w:type="dxa"/>
+              <w:bottom w:w="90" w:type="dxa"/>
+              <w:end w:w="90" w:type="dxa"/>
+            </w:tcMar>
+            <w:vAlign w:val="center"/>
+            <w:shd w:fill="F2F2F2"/>
           </w:tcPr>
           <w:p>
             <w:pPr>
               <w:spacing w:after="0" w:before="0"/>
               <w:jc w:val="left"/>
             </w:pPr>
-            <w:r/>
             <w:r>
               <w:rPr>
                 <w:rFonts w:ascii="Arial" w:hAnsi="Arial"/>
                 <w:b w:val="0"/>
                 <w:sz w:val="13"/>
               </w:rPr>
-              <w:t>RAE 1 - Indicador 6.2</w:t>
+            </w:r>
+            <w:r>
+              <w:rPr>
+                <w:rFonts w:ascii="Arial" w:hAnsi="Arial"/>
+                <w:b w:val="0"/>
+                <w:sz w:val="13"/>
+              </w:rPr>
+              <w:t>30%</w:t>
             </w:r>
           </w:p>
         </w:tc>
@@ -2937,94 +3302,20 @@
               <w:end w:w="90" w:type="dxa"/>
             </w:tcMar>
             <w:vAlign w:val="center"/>
+            <w:shd w:fill="F2F2F2"/>
           </w:tcPr>
           <w:p>
             <w:pPr>
               <w:spacing w:after="0" w:before="0"/>
               <w:jc w:val="left"/>
             </w:pPr>
-            <w:r/>
             <w:r>
               <w:rPr>
                 <w:rFonts w:ascii="Arial" w:hAnsi="Arial"/>
                 <w:b w:val="0"/>
                 <w:sz w:val="13"/>
               </w:rPr>
-              <w:t>SO6 (Experimentación y Análisis)</w:t>
-            </w:r>
-          </w:p>
-        </w:tc>
-        <w:tc>
-          <w:tcPr>
-            <w:tcW w:type="dxa" w:w="1768"/>
-            <w:tcMar>
-              <w:top w:w="90" w:type="dxa"/>
-              <w:start w:w="90" w:type="dxa"/>
-              <w:bottom w:w="90" w:type="dxa"/>
-              <w:end w:w="90" w:type="dxa"/>
-            </w:tcMar>
-            <w:vAlign w:val="center"/>
-          </w:tcPr>
-          <w:p>
-            <w:pPr>
-              <w:spacing w:after="0" w:before="0"/>
-              <w:jc w:val="left"/>
-            </w:pPr>
-            <w:r/>
-            <w:r>
-              <w:rPr>
-                <w:rFonts w:ascii="Arial" w:hAnsi="Arial"/>
-                <w:b w:val="0"/>
-                <w:sz w:val="13"/>
-              </w:rPr>
-              <w:t>Protocolo experimental, toma de datos de latencia/frecuencia (ros2 topic hz), evaluación de QoS y estabilidad sobre Wi-Fi/Ethernet.</w:t>
-            </w:r>
-          </w:p>
-        </w:tc>
-        <w:tc>
-          <w:tcPr>
-            <w:tcW w:type="dxa" w:w="1768"/>
-            <w:tcMar>
-              <w:top w:w="90" w:type="dxa"/>
-              <w:start w:w="90" w:type="dxa"/>
-              <w:bottom w:w="90" w:type="dxa"/>
-              <w:end w:w="90" w:type="dxa"/>
-            </w:tcMar>
-            <w:vAlign w:val="center"/>
-          </w:tcPr>
-          <w:p>
-            <w:pPr>
-              <w:spacing w:after="0" w:before="0"/>
-              <w:jc w:val="left"/>
-            </w:pPr>
-            <w:r/>
-            <w:r>
-              <w:rPr>
-                <w:rFonts w:ascii="Arial" w:hAnsi="Arial"/>
-                <w:b w:val="0"/>
-                <w:sz w:val="13"/>
-              </w:rPr>
-              <w:t>30%</w:t>
-            </w:r>
-          </w:p>
-        </w:tc>
-        <w:tc>
-          <w:tcPr>
-            <w:tcW w:type="dxa" w:w="1768"/>
-            <w:tcMar>
-              <w:top w:w="90" w:type="dxa"/>
-              <w:start w:w="90" w:type="dxa"/>
-              <w:bottom w:w="90" w:type="dxa"/>
-              <w:end w:w="90" w:type="dxa"/>
-            </w:tcMar>
-            <w:vAlign w:val="center"/>
-          </w:tcPr>
-          <w:p>
-            <w:pPr>
-              <w:spacing w:after="0" w:before="0"/>
-              <w:jc w:val="left"/>
-            </w:pPr>
-            <w:r/>
+            </w:r>
             <w:r>
               <w:rPr>
                 <w:rFonts w:ascii="Arial" w:hAnsi="Arial"/>
@@ -3056,13 +3347,19 @@
               <w:spacing w:after="0" w:before="0"/>
               <w:jc w:val="left"/>
             </w:pPr>
-            <w:r/>
             <w:r>
               <w:rPr>
                 <w:rFonts w:ascii="Arial" w:hAnsi="Arial"/>
                 <w:b w:val="0"/>
                 <w:sz w:val="13"/>
               </w:rPr>
+            </w:r>
+            <w:r>
+              <w:rPr>
+                <w:rFonts w:ascii="Arial" w:hAnsi="Arial"/>
+                <w:b w:val="0"/>
+                <w:sz w:val="13"/>
+              </w:rPr>
               <w:t>RAE 1 - Indicador 3.1</w:t>
             </w:r>
           </w:p>
@@ -3083,13 +3380,19 @@
               <w:spacing w:after="0" w:before="0"/>
               <w:jc w:val="left"/>
             </w:pPr>
-            <w:r/>
             <w:r>
               <w:rPr>
                 <w:rFonts w:ascii="Arial" w:hAnsi="Arial"/>
                 <w:b w:val="0"/>
                 <w:sz w:val="13"/>
               </w:rPr>
+            </w:r>
+            <w:r>
+              <w:rPr>
+                <w:rFonts w:ascii="Arial" w:hAnsi="Arial"/>
+                <w:b w:val="0"/>
+                <w:sz w:val="13"/>
+              </w:rPr>
               <w:t>SO3 (Comunicación Efectiva)</w:t>
             </w:r>
           </w:p>
@@ -3110,13 +3413,19 @@
               <w:spacing w:after="0" w:before="0"/>
               <w:jc w:val="left"/>
             </w:pPr>
-            <w:r/>
             <w:r>
               <w:rPr>
                 <w:rFonts w:ascii="Arial" w:hAnsi="Arial"/>
                 <w:b w:val="0"/>
                 <w:sz w:val="13"/>
               </w:rPr>
+            </w:r>
+            <w:r>
+              <w:rPr>
+                <w:rFonts w:ascii="Arial" w:hAnsi="Arial"/>
+                <w:b w:val="0"/>
+                <w:sz w:val="13"/>
+              </w:rPr>
               <w:t>Documentación técnica reproducible en Markdown/Git, diagramas del grafo computacional y bitácora técnica de resultados.</w:t>
             </w:r>
           </w:p>
@@ -3137,13 +3446,19 @@
               <w:spacing w:after="0" w:before="0"/>
               <w:jc w:val="left"/>
             </w:pPr>
-            <w:r/>
             <w:r>
               <w:rPr>
                 <w:rFonts w:ascii="Arial" w:hAnsi="Arial"/>
                 <w:b w:val="0"/>
                 <w:sz w:val="13"/>
               </w:rPr>
+            </w:r>
+            <w:r>
+              <w:rPr>
+                <w:rFonts w:ascii="Arial" w:hAnsi="Arial"/>
+                <w:b w:val="0"/>
+                <w:sz w:val="13"/>
+              </w:rPr>
               <w:t>20%</w:t>
             </w:r>
           </w:p>
@@ -3164,7 +3479,13 @@
               <w:spacing w:after="0" w:before="0"/>
               <w:jc w:val="left"/>
             </w:pPr>
-            <w:r/>
+            <w:r>
+              <w:rPr>
+                <w:rFonts w:ascii="Arial" w:hAnsi="Arial"/>
+                <w:b w:val="0"/>
+                <w:sz w:val="13"/>
+              </w:rPr>
+            </w:r>
             <w:r>
               <w:rPr>
                 <w:rFonts w:ascii="Arial" w:hAnsi="Arial"/>
@@ -3190,19 +3511,26 @@
               <w:end w:w="90" w:type="dxa"/>
             </w:tcMar>
             <w:vAlign w:val="center"/>
+            <w:shd w:fill="F2F2F2"/>
           </w:tcPr>
           <w:p>
             <w:pPr>
               <w:spacing w:after="0" w:before="0"/>
               <w:jc w:val="left"/>
             </w:pPr>
-            <w:r/>
             <w:r>
               <w:rPr>
                 <w:rFonts w:ascii="Arial" w:hAnsi="Arial"/>
                 <w:b w:val="0"/>
                 <w:sz w:val="13"/>
               </w:rPr>
+            </w:r>
+            <w:r>
+              <w:rPr>
+                <w:rFonts w:ascii="Arial" w:hAnsi="Arial"/>
+                <w:b w:val="0"/>
+                <w:sz w:val="13"/>
+              </w:rPr>
               <w:t>RAE 1 - Indicador 4.1</w:t>
             </w:r>
           </w:p>
@@ -3217,19 +3545,26 @@
               <w:end w:w="90" w:type="dxa"/>
             </w:tcMar>
             <w:vAlign w:val="center"/>
+            <w:shd w:fill="F2F2F2"/>
           </w:tcPr>
           <w:p>
             <w:pPr>
               <w:spacing w:after="0" w:before="0"/>
               <w:jc w:val="left"/>
             </w:pPr>
-            <w:r/>
             <w:r>
               <w:rPr>
                 <w:rFonts w:ascii="Arial" w:hAnsi="Arial"/>
                 <w:b w:val="0"/>
                 <w:sz w:val="13"/>
               </w:rPr>
+            </w:r>
+            <w:r>
+              <w:rPr>
+                <w:rFonts w:ascii="Arial" w:hAnsi="Arial"/>
+                <w:b w:val="0"/>
+                <w:sz w:val="13"/>
+              </w:rPr>
               <w:t>SO4 (Responsabilidad Profesional y Ciberseguridad)</w:t>
             </w:r>
           </w:p>
@@ -3244,19 +3579,26 @@
               <w:end w:w="90" w:type="dxa"/>
             </w:tcMar>
             <w:vAlign w:val="center"/>
+            <w:shd w:fill="F2F2F2"/>
           </w:tcPr>
           <w:p>
             <w:pPr>
               <w:spacing w:after="0" w:before="0"/>
               <w:jc w:val="left"/>
             </w:pPr>
-            <w:r/>
             <w:r>
               <w:rPr>
                 <w:rFonts w:ascii="Arial" w:hAnsi="Arial"/>
                 <w:b w:val="0"/>
                 <w:sz w:val="13"/>
               </w:rPr>
+            </w:r>
+            <w:r>
+              <w:rPr>
+                <w:rFonts w:ascii="Arial" w:hAnsi="Arial"/>
+                <w:b w:val="0"/>
+                <w:sz w:val="13"/>
+              </w:rPr>
               <w:t>Identificación y mitigación de riesgos de ciberseguridad en DDS (aislamiento estricto de dominio, reglas UFW/Windows Defender).</w:t>
             </w:r>
           </w:p>
@@ -3271,19 +3613,26 @@
               <w:end w:w="90" w:type="dxa"/>
             </w:tcMar>
             <w:vAlign w:val="center"/>
+            <w:shd w:fill="F2F2F2"/>
           </w:tcPr>
           <w:p>
             <w:pPr>
               <w:spacing w:after="0" w:before="0"/>
               <w:jc w:val="left"/>
             </w:pPr>
-            <w:r/>
             <w:r>
               <w:rPr>
                 <w:rFonts w:ascii="Arial" w:hAnsi="Arial"/>
                 <w:b w:val="0"/>
                 <w:sz w:val="13"/>
               </w:rPr>
+            </w:r>
+            <w:r>
+              <w:rPr>
+                <w:rFonts w:ascii="Arial" w:hAnsi="Arial"/>
+                <w:b w:val="0"/>
+                <w:sz w:val="13"/>
+              </w:rPr>
               <w:t>10%</w:t>
             </w:r>
           </w:p>
@@ -3298,13 +3647,20 @@
               <w:end w:w="90" w:type="dxa"/>
             </w:tcMar>
             <w:vAlign w:val="center"/>
+            <w:shd w:fill="F2F2F2"/>
           </w:tcPr>
           <w:p>
             <w:pPr>
               <w:spacing w:after="0" w:before="0"/>
               <w:jc w:val="left"/>
             </w:pPr>
-            <w:r/>
+            <w:r>
+              <w:rPr>
+                <w:rFonts w:ascii="Arial" w:hAnsi="Arial"/>
+                <w:b w:val="0"/>
+                <w:sz w:val="13"/>
+              </w:rPr>
+            </w:r>
             <w:r>
               <w:rPr>
                 <w:rFonts w:ascii="Arial" w:hAnsi="Arial"/>
@@ -3336,13 +3692,19 @@
               <w:spacing w:after="0" w:before="0"/>
               <w:jc w:val="left"/>
             </w:pPr>
-            <w:r/>
             <w:r>
               <w:rPr>
                 <w:rFonts w:ascii="Arial" w:hAnsi="Arial"/>
                 <w:b w:val="0"/>
                 <w:sz w:val="13"/>
               </w:rPr>
+            </w:r>
+            <w:r>
+              <w:rPr>
+                <w:rFonts w:ascii="Arial" w:hAnsi="Arial"/>
+                <w:b w:val="0"/>
+                <w:sz w:val="13"/>
+              </w:rPr>
               <w:t>RAE 1 - Indicador 5.1</w:t>
             </w:r>
           </w:p>
@@ -3363,13 +3725,19 @@
               <w:spacing w:after="0" w:before="0"/>
               <w:jc w:val="left"/>
             </w:pPr>
-            <w:r/>
             <w:r>
               <w:rPr>
                 <w:rFonts w:ascii="Arial" w:hAnsi="Arial"/>
                 <w:b w:val="0"/>
                 <w:sz w:val="13"/>
               </w:rPr>
+            </w:r>
+            <w:r>
+              <w:rPr>
+                <w:rFonts w:ascii="Arial" w:hAnsi="Arial"/>
+                <w:b w:val="0"/>
+                <w:sz w:val="13"/>
+              </w:rPr>
               <w:t>SO5 (Trabajo en Equipo)</w:t>
             </w:r>
           </w:p>
@@ -3388,16 +3756,47 @@
           <w:p>
             <w:pPr>
               <w:spacing w:after="0" w:before="0"/>
+            </w:pPr>
+            <w:r>
+              <w:rPr>
+                <w:rFonts w:ascii="Arial" w:hAnsi="Arial"/>
+                <w:b w:val="0"/>
+                <w:sz w:val="13"/>
+              </w:rPr>
+              <w:t>Distribución de roles Talker/Listener, coordinación y comprobación individual de contribuciones.</w:t>
+            </w:r>
+          </w:p>
+        </w:tc>
+        <w:tc>
+          <w:tcPr>
+            <w:tcW w:type="dxa" w:w="1768"/>
+            <w:tcMar>
+              <w:top w:w="90" w:type="dxa"/>
+              <w:start w:w="90" w:type="dxa"/>
+              <w:bottom w:w="90" w:type="dxa"/>
+              <w:end w:w="90" w:type="dxa"/>
+            </w:tcMar>
+            <w:vAlign w:val="center"/>
+          </w:tcPr>
+          <w:p>
+            <w:pPr>
+              <w:spacing w:after="0" w:before="0"/>
               <w:jc w:val="left"/>
             </w:pPr>
-            <w:r/>
             <w:r>
               <w:rPr>
                 <w:rFonts w:ascii="Arial" w:hAnsi="Arial"/>
                 <w:b w:val="0"/>
                 <w:sz w:val="13"/>
               </w:rPr>
-              <w:t>Distribución efectiva de roles entre parejas (Operador Dispositivo 1 vs Dispositivo 2) e integración coordinada de nodos.</w:t>
+            </w:r>
+            <w:r>
+              <w:rPr>
+                <w:rFonts w:ascii="Arial" w:hAnsi="Arial"/>
+                <w:b w:val="0"/>
+                <w:sz w:val="13"/>
+              </w:rPr>
+              <w:t>10%</w:t>
             </w:r>
           </w:p>
         </w:tc>
@@ -3417,34 +3816,13 @@
               <w:spacing w:after="0" w:before="0"/>
               <w:jc w:val="left"/>
             </w:pPr>
-            <w:r/>
             <w:r>
               <w:rPr>
                 <w:rFonts w:ascii="Arial" w:hAnsi="Arial"/>
                 <w:b w:val="0"/>
                 <w:sz w:val="13"/>
               </w:rPr>
-              <w:t>10%</w:t>
-            </w:r>
-          </w:p>
-        </w:tc>
-        <w:tc>
-          <w:tcPr>
-            <w:tcW w:type="dxa" w:w="1768"/>
-            <w:tcMar>
-              <w:top w:w="90" w:type="dxa"/>
-              <w:start w:w="90" w:type="dxa"/>
-              <w:bottom w:w="90" w:type="dxa"/>
-              <w:end w:w="90" w:type="dxa"/>
-            </w:tcMar>
-            <w:vAlign w:val="center"/>
-          </w:tcPr>
-          <w:p>
-            <w:pPr>
-              <w:spacing w:after="0" w:before="0"/>
-              <w:jc w:val="left"/>
-            </w:pPr>
-            <w:r/>
+            </w:r>
             <w:r>
               <w:rPr>
                 <w:rFonts w:ascii="Arial" w:hAnsi="Arial"/>
@@ -3470,19 +3848,26 @@
               <w:end w:w="90" w:type="dxa"/>
             </w:tcMar>
             <w:vAlign w:val="center"/>
+            <w:shd w:fill="F2F2F2"/>
           </w:tcPr>
           <w:p>
             <w:pPr>
               <w:spacing w:after="0" w:before="0"/>
               <w:jc w:val="left"/>
             </w:pPr>
-            <w:r/>
             <w:r>
               <w:rPr>
                 <w:rFonts w:ascii="Arial" w:hAnsi="Arial"/>
                 <w:b w:val="0"/>
                 <w:sz w:val="13"/>
               </w:rPr>
+            </w:r>
+            <w:r>
+              <w:rPr>
+                <w:rFonts w:ascii="Arial" w:hAnsi="Arial"/>
+                <w:b w:val="0"/>
+                <w:sz w:val="13"/>
+              </w:rPr>
               <w:t>TOTAL</w:t>
             </w:r>
           </w:p>
@@ -3497,13 +3882,13 @@
               <w:end w:w="90" w:type="dxa"/>
             </w:tcMar>
             <w:vAlign w:val="center"/>
+            <w:shd w:fill="F2F2F2"/>
           </w:tcPr>
           <w:p>
             <w:pPr>
               <w:spacing w:after="0" w:before="0"/>
               <w:jc w:val="left"/>
             </w:pPr>
-            <w:r/>
             <w:r>
               <w:rPr>
                 <w:rFonts w:ascii="Arial" w:hAnsi="Arial"/>
@@ -3511,6 +3896,13 @@
                 <w:sz w:val="13"/>
               </w:rPr>
             </w:r>
+            <w:r>
+              <w:rPr>
+                <w:rFonts w:ascii="Arial" w:hAnsi="Arial"/>
+                <w:b w:val="0"/>
+                <w:sz w:val="13"/>
+              </w:rPr>
+            </w:r>
           </w:p>
         </w:tc>
         <w:tc>
@@ -3523,13 +3915,13 @@
               <w:end w:w="90" w:type="dxa"/>
             </w:tcMar>
             <w:vAlign w:val="center"/>
+            <w:shd w:fill="F2F2F2"/>
           </w:tcPr>
           <w:p>
             <w:pPr>
               <w:spacing w:after="0" w:before="0"/>
               <w:jc w:val="left"/>
             </w:pPr>
-            <w:r/>
             <w:r>
               <w:rPr>
                 <w:rFonts w:ascii="Arial" w:hAnsi="Arial"/>
@@ -3537,6 +3929,13 @@
                 <w:sz w:val="13"/>
               </w:rPr>
             </w:r>
+            <w:r>
+              <w:rPr>
+                <w:rFonts w:ascii="Arial" w:hAnsi="Arial"/>
+                <w:b w:val="0"/>
+                <w:sz w:val="13"/>
+              </w:rPr>
+            </w:r>
           </w:p>
         </w:tc>
         <w:tc>
@@ -3549,19 +3948,26 @@
               <w:end w:w="90" w:type="dxa"/>
             </w:tcMar>
             <w:vAlign w:val="center"/>
+            <w:shd w:fill="F2F2F2"/>
           </w:tcPr>
           <w:p>
             <w:pPr>
               <w:spacing w:after="0" w:before="0"/>
               <w:jc w:val="left"/>
             </w:pPr>
-            <w:r/>
             <w:r>
               <w:rPr>
                 <w:rFonts w:ascii="Arial" w:hAnsi="Arial"/>
                 <w:b w:val="0"/>
                 <w:sz w:val="13"/>
               </w:rPr>
+            </w:r>
+            <w:r>
+              <w:rPr>
+                <w:rFonts w:ascii="Arial" w:hAnsi="Arial"/>
+                <w:b w:val="0"/>
+                <w:sz w:val="13"/>
+              </w:rPr>
               <w:t>100%</w:t>
             </w:r>
           </w:p>
@@ -3576,13 +3982,20 @@
               <w:end w:w="90" w:type="dxa"/>
             </w:tcMar>
             <w:vAlign w:val="center"/>
+            <w:shd w:fill="F2F2F2"/>
           </w:tcPr>
           <w:p>
             <w:pPr>
               <w:spacing w:after="0" w:before="0"/>
               <w:jc w:val="left"/>
             </w:pPr>
-            <w:r/>
+            <w:r>
+              <w:rPr>
+                <w:rFonts w:ascii="Arial" w:hAnsi="Arial"/>
+                <w:b w:val="0"/>
+                <w:sz w:val="13"/>
+              </w:rPr>
+            </w:r>
             <w:r>
               <w:rPr>
                 <w:rFonts w:ascii="Arial" w:hAnsi="Arial"/>
@@ -3641,7 +4054,9 @@
     </w:p>
     <w:tbl>
       <w:tblPr>
+        <w:tblStyle w:val="Tablaconcuadrcula"/>
         <w:tblW w:w="0" w:type="auto"/>
+        <w:jc w:val="center"/>
         <w:tblInd w:w="360" w:type="dxa"/>
         <w:tblBorders>
           <w:top w:val="single" w:sz="4" w:space="0" w:color="auto"/>
@@ -3672,18 +4087,27 @@
               <w:end w:w="90" w:type="dxa"/>
             </w:tcMar>
             <w:vAlign w:val="center"/>
+            <w:shd w:fill="1F4E79"/>
           </w:tcPr>
           <w:p>
             <w:pPr>
               <w:spacing w:after="0" w:before="0"/>
               <w:jc w:val="center"/>
             </w:pPr>
-            <w:r/>
             <w:r>
               <w:rPr>
                 <w:rFonts w:ascii="Arial" w:hAnsi="Arial"/>
                 <w:b/>
-                <w:sz w:val="15"/>
+                <w:color w:val="FFFFFF"/>
+                <w:sz w:val="14"/>
+              </w:rPr>
+            </w:r>
+            <w:r>
+              <w:rPr>
+                <w:rFonts w:ascii="Arial" w:hAnsi="Arial"/>
+                <w:b/>
+                <w:color w:val="FFFFFF"/>
+                <w:sz w:val="14"/>
               </w:rPr>
               <w:t>Nivel de desempeño</w:t>
             </w:r>
@@ -3699,18 +4123,27 @@
               <w:end w:w="90" w:type="dxa"/>
             </w:tcMar>
             <w:vAlign w:val="center"/>
+            <w:shd w:fill="1F4E79"/>
           </w:tcPr>
           <w:p>
             <w:pPr>
               <w:spacing w:after="0" w:before="0"/>
               <w:jc w:val="center"/>
             </w:pPr>
-            <w:r/>
             <w:r>
               <w:rPr>
                 <w:rFonts w:ascii="Arial" w:hAnsi="Arial"/>
                 <w:b/>
-                <w:sz w:val="15"/>
+                <w:color w:val="FFFFFF"/>
+                <w:sz w:val="14"/>
+              </w:rPr>
+            </w:r>
+            <w:r>
+              <w:rPr>
+                <w:rFonts w:ascii="Arial" w:hAnsi="Arial"/>
+                <w:b/>
+                <w:color w:val="FFFFFF"/>
+                <w:sz w:val="14"/>
               </w:rPr>
               <w:t>Descriptor</w:t>
             </w:r>
@@ -3735,16 +4168,14 @@
           <w:p>
             <w:pPr>
               <w:spacing w:after="0" w:before="0"/>
-              <w:jc w:val="left"/>
-            </w:pPr>
-            <w:r/>
-            <w:r>
-              <w:rPr>
-                <w:rFonts w:ascii="Arial" w:hAnsi="Arial"/>
-                <w:b w:val="0"/>
-                <w:sz w:val="15"/>
-              </w:rPr>
-              <w:t>Deficiente (0.0 - 1.9)</w:t>
+            </w:pPr>
+            <w:r>
+              <w:rPr>
+                <w:rFonts w:ascii="Arial" w:hAnsi="Arial"/>
+                <w:b w:val="0"/>
+                <w:sz w:val="14"/>
+              </w:rPr>
+              <w:t>N1 — 0–149</w:t>
             </w:r>
           </w:p>
         </w:tc>
@@ -3762,16 +4193,14 @@
           <w:p>
             <w:pPr>
               <w:spacing w:after="0" w:before="0"/>
-              <w:jc w:val="left"/>
-            </w:pPr>
-            <w:r/>
-            <w:r>
-              <w:rPr>
-                <w:rFonts w:ascii="Arial" w:hAnsi="Arial"/>
-                <w:b w:val="0"/>
-                <w:sz w:val="15"/>
-              </w:rPr>
-              <w:t>No logra configurar las variables ni establecer comunicación entre dispositivos.</w:t>
+            </w:pPr>
+            <w:r>
+              <w:rPr>
+                <w:rFonts w:ascii="Arial" w:hAnsi="Arial"/>
+                <w:b w:val="0"/>
+                <w:sz w:val="14"/>
+              </w:rPr>
+              <w:t>No demuestra comunicación distribuida funcional o no presenta evidencia obligatoria verificable.</w:t>
             </w:r>
           </w:p>
         </w:tc>
@@ -3790,20 +4219,19 @@
               <w:end w:w="90" w:type="dxa"/>
             </w:tcMar>
             <w:vAlign w:val="center"/>
-          </w:tcPr>
-          <w:p>
-            <w:pPr>
-              <w:spacing w:after="0" w:before="0"/>
-              <w:jc w:val="left"/>
-            </w:pPr>
-            <w:r/>
-            <w:r>
-              <w:rPr>
-                <w:rFonts w:ascii="Arial" w:hAnsi="Arial"/>
-                <w:b w:val="0"/>
-                <w:sz w:val="15"/>
-              </w:rPr>
-              <w:t>Insuficiente (2.0 - 2.9)</w:t>
+            <w:shd w:fill="F2F2F2"/>
+          </w:tcPr>
+          <w:p>
+            <w:pPr>
+              <w:spacing w:after="0" w:before="0"/>
+            </w:pPr>
+            <w:r>
+              <w:rPr>
+                <w:rFonts w:ascii="Arial" w:hAnsi="Arial"/>
+                <w:b w:val="0"/>
+                <w:sz w:val="14"/>
+              </w:rPr>
+              <w:t>N2 — 150–299</w:t>
             </w:r>
           </w:p>
         </w:tc>
@@ -3817,20 +4245,19 @@
               <w:end w:w="90" w:type="dxa"/>
             </w:tcMar>
             <w:vAlign w:val="center"/>
-          </w:tcPr>
-          <w:p>
-            <w:pPr>
-              <w:spacing w:after="0" w:before="0"/>
-              <w:jc w:val="left"/>
-            </w:pPr>
-            <w:r/>
-            <w:r>
-              <w:rPr>
-                <w:rFonts w:ascii="Arial" w:hAnsi="Arial"/>
-                <w:b w:val="0"/>
-                <w:sz w:val="15"/>
-              </w:rPr>
-              <w:t>Variables configuradas incompletas; el descubrimiento de red falla o hay bloqueos en puertos UDP.</w:t>
+            <w:shd w:fill="F2F2F2"/>
+          </w:tcPr>
+          <w:p>
+            <w:pPr>
+              <w:spacing w:after="0" w:before="0"/>
+            </w:pPr>
+            <w:r>
+              <w:rPr>
+                <w:rFonts w:ascii="Arial" w:hAnsi="Arial"/>
+                <w:b w:val="0"/>
+                <w:sz w:val="14"/>
+              </w:rPr>
+              <w:t>Obtiene comunicación parcial o intermitente; faltan variables, verificaciones o pasos reproducibles.</w:t>
             </w:r>
           </w:p>
         </w:tc>
@@ -3853,16 +4280,14 @@
           <w:p>
             <w:pPr>
               <w:spacing w:after="0" w:before="0"/>
-              <w:jc w:val="left"/>
-            </w:pPr>
-            <w:r/>
-            <w:r>
-              <w:rPr>
-                <w:rFonts w:ascii="Arial" w:hAnsi="Arial"/>
-                <w:b w:val="0"/>
-                <w:sz w:val="15"/>
-              </w:rPr>
-              <w:t>Aceptable (3.0 - 3.9)</w:t>
+            </w:pPr>
+            <w:r>
+              <w:rPr>
+                <w:rFonts w:ascii="Arial" w:hAnsi="Arial"/>
+                <w:b w:val="0"/>
+                <w:sz w:val="14"/>
+              </w:rPr>
+              <w:t>N3 — 300–399</w:t>
             </w:r>
           </w:p>
         </w:tc>
@@ -3880,16 +4305,14 @@
           <w:p>
             <w:pPr>
               <w:spacing w:after="0" w:before="0"/>
-              <w:jc w:val="left"/>
-            </w:pPr>
-            <w:r/>
-            <w:r>
-              <w:rPr>
-                <w:rFonts w:ascii="Arial" w:hAnsi="Arial"/>
-                <w:b w:val="0"/>
-                <w:sz w:val="15"/>
-              </w:rPr>
-              <w:t>Establece comunicación básica con RMW por defecto, pero omite la instalación u optimización de CycloneDDS.</w:t>
+            </w:pPr>
+            <w:r>
+              <w:rPr>
+                <w:rFonts w:ascii="Arial" w:hAnsi="Arial"/>
+                <w:b w:val="0"/>
+                <w:sz w:val="14"/>
+              </w:rPr>
+              <w:t>Establece la comunicación Talker–Listener entre dispositivos y verifica nodos, tópico y variables principales.</w:t>
             </w:r>
           </w:p>
         </w:tc>
@@ -3908,20 +4331,19 @@
               <w:end w:w="90" w:type="dxa"/>
             </w:tcMar>
             <w:vAlign w:val="center"/>
-          </w:tcPr>
-          <w:p>
-            <w:pPr>
-              <w:spacing w:after="0" w:before="0"/>
-              <w:jc w:val="left"/>
-            </w:pPr>
-            <w:r/>
-            <w:r>
-              <w:rPr>
-                <w:rFonts w:ascii="Arial" w:hAnsi="Arial"/>
-                <w:b w:val="0"/>
-                <w:sz w:val="15"/>
-              </w:rPr>
-              <w:t>Bueno (4.0 - 4.5)</w:t>
+            <w:shd w:fill="F2F2F2"/>
+          </w:tcPr>
+          <w:p>
+            <w:pPr>
+              <w:spacing w:after="0" w:before="0"/>
+            </w:pPr>
+            <w:r>
+              <w:rPr>
+                <w:rFonts w:ascii="Arial" w:hAnsi="Arial"/>
+                <w:b w:val="0"/>
+                <w:sz w:val="14"/>
+              </w:rPr>
+              <w:t>N4 — 400–474</w:t>
             </w:r>
           </w:p>
         </w:tc>
@@ -3935,20 +4357,19 @@
               <w:end w:w="90" w:type="dxa"/>
             </w:tcMar>
             <w:vAlign w:val="center"/>
-          </w:tcPr>
-          <w:p>
-            <w:pPr>
-              <w:spacing w:after="0" w:before="0"/>
-              <w:jc w:val="left"/>
-            </w:pPr>
-            <w:r/>
-            <w:r>
-              <w:rPr>
-                <w:rFonts w:ascii="Arial" w:hAnsi="Arial"/>
-                <w:b w:val="0"/>
-                <w:sz w:val="15"/>
-              </w:rPr>
-              <w:t>Configura adecuadamente ROS_DOMAIN_ID, SUBNET y rmw_cyclonedds_cpp logrando transmisión entre nodos.</w:t>
+            <w:shd w:fill="F2F2F2"/>
+          </w:tcPr>
+          <w:p>
+            <w:pPr>
+              <w:spacing w:after="0" w:before="0"/>
+            </w:pPr>
+            <w:r>
+              <w:rPr>
+                <w:rFonts w:ascii="Arial" w:hAnsi="Arial"/>
+                <w:b w:val="0"/>
+                <w:sz w:val="14"/>
+              </w:rPr>
+              <w:t>Configura correctamente subred, dominio, CycloneDDS e introspección remota; la comunicación es estable y reproducible.</w:t>
             </w:r>
           </w:p>
         </w:tc>
@@ -3971,16 +4392,14 @@
           <w:p>
             <w:pPr>
               <w:spacing w:after="0" w:before="0"/>
-              <w:jc w:val="left"/>
-            </w:pPr>
-            <w:r/>
-            <w:r>
-              <w:rPr>
-                <w:rFonts w:ascii="Arial" w:hAnsi="Arial"/>
-                <w:b w:val="0"/>
-                <w:sz w:val="15"/>
-              </w:rPr>
-              <w:t>Excelente (4.6 - 5.0)</w:t>
+            </w:pPr>
+            <w:r>
+              <w:rPr>
+                <w:rFonts w:ascii="Arial" w:hAnsi="Arial"/>
+                <w:b w:val="0"/>
+                <w:sz w:val="14"/>
+              </w:rPr>
+              <w:t>N5 — 475–500</w:t>
             </w:r>
           </w:p>
         </w:tc>
@@ -3998,16 +4417,14 @@
           <w:p>
             <w:pPr>
               <w:spacing w:after="0" w:before="0"/>
-              <w:jc w:val="left"/>
-            </w:pPr>
-            <w:r/>
-            <w:r>
-              <w:rPr>
-                <w:rFonts w:ascii="Arial" w:hAnsi="Arial"/>
-                <w:b w:val="0"/>
-                <w:sz w:val="15"/>
-              </w:rPr>
-              <w:t>Configuración impecable en ambos dispositivos, automatizada en .bashrc, con soporte validado en WSL2 (Mirrored/Forwarding) y CycloneDDS.</w:t>
+            </w:pPr>
+            <w:r>
+              <w:rPr>
+                <w:rFonts w:ascii="Arial" w:hAnsi="Arial"/>
+                <w:b w:val="0"/>
+                <w:sz w:val="14"/>
+              </w:rPr>
+              <w:t>Además de N4, automatiza o documenta inequívocamente la configuración en ambos dispositivos y justifica RMW, dominio y red.</w:t>
             </w:r>
           </w:p>
         </w:tc>
@@ -4045,7 +4462,9 @@
     </w:p>
     <w:tbl>
       <w:tblPr>
+        <w:tblStyle w:val="Tablaconcuadrcula"/>
         <w:tblW w:w="0" w:type="auto"/>
+        <w:jc w:val="center"/>
         <w:tblInd w:w="360" w:type="dxa"/>
         <w:tblBorders>
           <w:top w:val="single" w:sz="4" w:space="0" w:color="auto"/>
@@ -4076,18 +4495,27 @@
               <w:end w:w="90" w:type="dxa"/>
             </w:tcMar>
             <w:vAlign w:val="center"/>
+            <w:shd w:fill="1F4E79"/>
           </w:tcPr>
           <w:p>
             <w:pPr>
               <w:spacing w:after="0" w:before="0"/>
               <w:jc w:val="center"/>
             </w:pPr>
-            <w:r/>
             <w:r>
               <w:rPr>
                 <w:rFonts w:ascii="Arial" w:hAnsi="Arial"/>
                 <w:b/>
-                <w:sz w:val="15"/>
+                <w:color w:val="FFFFFF"/>
+                <w:sz w:val="14"/>
+              </w:rPr>
+            </w:r>
+            <w:r>
+              <w:rPr>
+                <w:rFonts w:ascii="Arial" w:hAnsi="Arial"/>
+                <w:b/>
+                <w:color w:val="FFFFFF"/>
+                <w:sz w:val="14"/>
               </w:rPr>
               <w:t>Nivel de desempeño</w:t>
             </w:r>
@@ -4103,18 +4531,27 @@
               <w:end w:w="90" w:type="dxa"/>
             </w:tcMar>
             <w:vAlign w:val="center"/>
+            <w:shd w:fill="1F4E79"/>
           </w:tcPr>
           <w:p>
             <w:pPr>
               <w:spacing w:after="0" w:before="0"/>
               <w:jc w:val="center"/>
             </w:pPr>
-            <w:r/>
             <w:r>
               <w:rPr>
                 <w:rFonts w:ascii="Arial" w:hAnsi="Arial"/>
                 <w:b/>
-                <w:sz w:val="15"/>
+                <w:color w:val="FFFFFF"/>
+                <w:sz w:val="14"/>
+              </w:rPr>
+            </w:r>
+            <w:r>
+              <w:rPr>
+                <w:rFonts w:ascii="Arial" w:hAnsi="Arial"/>
+                <w:b/>
+                <w:color w:val="FFFFFF"/>
+                <w:sz w:val="14"/>
               </w:rPr>
               <w:t>Descriptor</w:t>
             </w:r>
@@ -4139,16 +4576,14 @@
           <w:p>
             <w:pPr>
               <w:spacing w:after="0" w:before="0"/>
-              <w:jc w:val="left"/>
-            </w:pPr>
-            <w:r/>
-            <w:r>
-              <w:rPr>
-                <w:rFonts w:ascii="Arial" w:hAnsi="Arial"/>
-                <w:b w:val="0"/>
-                <w:sz w:val="15"/>
-              </w:rPr>
-              <w:t>Deficiente (0.0 - 1.9)</w:t>
+            </w:pPr>
+            <w:r>
+              <w:rPr>
+                <w:rFonts w:ascii="Arial" w:hAnsi="Arial"/>
+                <w:b w:val="0"/>
+                <w:sz w:val="14"/>
+              </w:rPr>
+              <w:t>N1 — 0–149</w:t>
             </w:r>
           </w:p>
         </w:tc>
@@ -4166,16 +4601,14 @@
           <w:p>
             <w:pPr>
               <w:spacing w:after="0" w:before="0"/>
-              <w:jc w:val="left"/>
-            </w:pPr>
-            <w:r/>
-            <w:r>
-              <w:rPr>
-                <w:rFonts w:ascii="Arial" w:hAnsi="Arial"/>
-                <w:b w:val="0"/>
-                <w:sz w:val="15"/>
-              </w:rPr>
-              <w:t>No ejecuta mediciones de frecuencia ni analiza el tráfico de tópicos.</w:t>
+            </w:pPr>
+            <w:r>
+              <w:rPr>
+                <w:rFonts w:ascii="Arial" w:hAnsi="Arial"/>
+                <w:b w:val="0"/>
+                <w:sz w:val="14"/>
+              </w:rPr>
+              <w:t>Afirma que la red funciona o falla sin datos ni protocolo verificable, o no presenta evidencia obligatoria.</w:t>
             </w:r>
           </w:p>
         </w:tc>
@@ -4194,20 +4627,19 @@
               <w:end w:w="90" w:type="dxa"/>
             </w:tcMar>
             <w:vAlign w:val="center"/>
-          </w:tcPr>
-          <w:p>
-            <w:pPr>
-              <w:spacing w:after="0" w:before="0"/>
-              <w:jc w:val="left"/>
-            </w:pPr>
-            <w:r/>
-            <w:r>
-              <w:rPr>
-                <w:rFonts w:ascii="Arial" w:hAnsi="Arial"/>
-                <w:b w:val="0"/>
-                <w:sz w:val="15"/>
-              </w:rPr>
-              <w:t>Insuficiente (2.0 - 2.9)</w:t>
+            <w:shd w:fill="F2F2F2"/>
+          </w:tcPr>
+          <w:p>
+            <w:pPr>
+              <w:spacing w:after="0" w:before="0"/>
+            </w:pPr>
+            <w:r>
+              <w:rPr>
+                <w:rFonts w:ascii="Arial" w:hAnsi="Arial"/>
+                <w:b w:val="0"/>
+                <w:sz w:val="14"/>
+              </w:rPr>
+              <w:t>N2 — 150–299</w:t>
             </w:r>
           </w:p>
         </w:tc>
@@ -4221,20 +4653,19 @@
               <w:end w:w="90" w:type="dxa"/>
             </w:tcMar>
             <w:vAlign w:val="center"/>
-          </w:tcPr>
-          <w:p>
-            <w:pPr>
-              <w:spacing w:after="0" w:before="0"/>
-              <w:jc w:val="left"/>
-            </w:pPr>
-            <w:r/>
-            <w:r>
-              <w:rPr>
-                <w:rFonts w:ascii="Arial" w:hAnsi="Arial"/>
-                <w:b w:val="0"/>
-                <w:sz w:val="15"/>
-              </w:rPr>
-              <w:t>Mide la recepción de datos pero no reporta la frecuencia (hz), latencia ni pérdida de paquetes.</w:t>
+            <w:shd w:fill="F2F2F2"/>
+          </w:tcPr>
+          <w:p>
+            <w:pPr>
+              <w:spacing w:after="0" w:before="0"/>
+            </w:pPr>
+            <w:r>
+              <w:rPr>
+                <w:rFonts w:ascii="Arial" w:hAnsi="Arial"/>
+                <w:b w:val="0"/>
+                <w:sz w:val="14"/>
+              </w:rPr>
+              <w:t>Presenta mediciones o diagnóstico parciales, sin causa demostrada o sin comprobar recuperación.</w:t>
             </w:r>
           </w:p>
         </w:tc>
@@ -4257,16 +4688,14 @@
           <w:p>
             <w:pPr>
               <w:spacing w:after="0" w:before="0"/>
-              <w:jc w:val="left"/>
-            </w:pPr>
-            <w:r/>
-            <w:r>
-              <w:rPr>
-                <w:rFonts w:ascii="Arial" w:hAnsi="Arial"/>
-                <w:b w:val="0"/>
-                <w:sz w:val="15"/>
-              </w:rPr>
-              <w:t>Aceptable (3.0 - 3.9)</w:t>
+            </w:pPr>
+            <w:r>
+              <w:rPr>
+                <w:rFonts w:ascii="Arial" w:hAnsi="Arial"/>
+                <w:b w:val="0"/>
+                <w:sz w:val="14"/>
+              </w:rPr>
+              <w:t>N3 — 300–399</w:t>
             </w:r>
           </w:p>
         </w:tc>
@@ -4284,16 +4713,14 @@
           <w:p>
             <w:pPr>
               <w:spacing w:after="0" w:before="0"/>
-              <w:jc w:val="left"/>
-            </w:pPr>
-            <w:r/>
-            <w:r>
-              <w:rPr>
-                <w:rFonts w:ascii="Arial" w:hAnsi="Arial"/>
-                <w:b w:val="0"/>
-                <w:sz w:val="15"/>
-              </w:rPr>
-              <w:t>Registra la frecuencia del tópico ros2 topic hz, pero el análisis sobre impacto de Wi-Fi y QoS es elemental.</w:t>
+            </w:pPr>
+            <w:r>
+              <w:rPr>
+                <w:rFonts w:ascii="Arial" w:hAnsi="Arial"/>
+                <w:b w:val="0"/>
+                <w:sz w:val="14"/>
+              </w:rPr>
+              <w:t>Registra frecuencia, ejecuta una falla inducida y documenta síntoma, corrección y verificación posterior.</w:t>
             </w:r>
           </w:p>
         </w:tc>
@@ -4312,20 +4739,19 @@
               <w:end w:w="90" w:type="dxa"/>
             </w:tcMar>
             <w:vAlign w:val="center"/>
-          </w:tcPr>
-          <w:p>
-            <w:pPr>
-              <w:spacing w:after="0" w:before="0"/>
-              <w:jc w:val="left"/>
-            </w:pPr>
-            <w:r/>
-            <w:r>
-              <w:rPr>
-                <w:rFonts w:ascii="Arial" w:hAnsi="Arial"/>
-                <w:b w:val="0"/>
-                <w:sz w:val="15"/>
-              </w:rPr>
-              <w:t>Bueno (4.0 - 4.5)</w:t>
+            <w:shd w:fill="F2F2F2"/>
+          </w:tcPr>
+          <w:p>
+            <w:pPr>
+              <w:spacing w:after="0" w:before="0"/>
+            </w:pPr>
+            <w:r>
+              <w:rPr>
+                <w:rFonts w:ascii="Arial" w:hAnsi="Arial"/>
+                <w:b w:val="0"/>
+                <w:sz w:val="14"/>
+              </w:rPr>
+              <w:t>N4 — 400–474</w:t>
             </w:r>
           </w:p>
         </w:tc>
@@ -4339,20 +4765,19 @@
               <w:end w:w="90" w:type="dxa"/>
             </w:tcMar>
             <w:vAlign w:val="center"/>
-          </w:tcPr>
-          <w:p>
-            <w:pPr>
-              <w:spacing w:after="0" w:before="0"/>
-              <w:jc w:val="left"/>
-            </w:pPr>
-            <w:r/>
-            <w:r>
-              <w:rPr>
-                <w:rFonts w:ascii="Arial" w:hAnsi="Arial"/>
-                <w:b w:val="0"/>
-                <w:sz w:val="15"/>
-              </w:rPr>
-              <w:t>Realiza pruebas cuantitativas completas de frecuencia y latencia bajo cambios de QoS (Reliable vs Best Effort).</w:t>
+            <w:shd w:fill="F2F2F2"/>
+          </w:tcPr>
+          <w:p>
+            <w:pPr>
+              <w:spacing w:after="0" w:before="0"/>
+            </w:pPr>
+            <w:r>
+              <w:rPr>
+                <w:rFonts w:ascii="Arial" w:hAnsi="Arial"/>
+                <w:b w:val="0"/>
+                <w:sz w:val="14"/>
+              </w:rPr>
+              <w:t>Relaciona frecuencia, latencia/pérdida o QoS con síntomas; aísla la causa por capas y demuestra recuperación.</w:t>
             </w:r>
           </w:p>
         </w:tc>
@@ -4375,16 +4800,14 @@
           <w:p>
             <w:pPr>
               <w:spacing w:after="0" w:before="0"/>
-              <w:jc w:val="left"/>
-            </w:pPr>
-            <w:r/>
-            <w:r>
-              <w:rPr>
-                <w:rFonts w:ascii="Arial" w:hAnsi="Arial"/>
-                <w:b w:val="0"/>
-                <w:sz w:val="15"/>
-              </w:rPr>
-              <w:t>Excelente (4.6 - 5.0)</w:t>
+            </w:pPr>
+            <w:r>
+              <w:rPr>
+                <w:rFonts w:ascii="Arial" w:hAnsi="Arial"/>
+                <w:b w:val="0"/>
+                <w:sz w:val="14"/>
+              </w:rPr>
+              <w:t>N5 — 475–500</w:t>
             </w:r>
           </w:p>
         </w:tc>
@@ -4402,16 +4825,14 @@
           <w:p>
             <w:pPr>
               <w:spacing w:after="0" w:before="0"/>
-              <w:jc w:val="left"/>
-            </w:pPr>
-            <w:r/>
-            <w:r>
-              <w:rPr>
-                <w:rFonts w:ascii="Arial" w:hAnsi="Arial"/>
-                <w:b w:val="0"/>
-                <w:sz w:val="15"/>
-              </w:rPr>
-              <w:t>Análisis riguroso con métricas de jitter, pérdida de paquetes y comparación teórica vs experimental entre Wi-Fi y Ethernet.</w:t>
+            </w:pPr>
+            <w:r>
+              <w:rPr>
+                <w:rFonts w:ascii="Arial" w:hAnsi="Arial"/>
+                <w:b w:val="0"/>
+                <w:sz w:val="14"/>
+              </w:rPr>
+              <w:t>Además de N4, compara cuantitativamente condiciones, explica variaciones y delimita conclusiones con base en los datos.</w:t>
             </w:r>
           </w:p>
         </w:tc>
@@ -4449,7 +4870,9 @@
     </w:p>
     <w:tbl>
       <w:tblPr>
+        <w:tblStyle w:val="Tablaconcuadrcula"/>
         <w:tblW w:w="0" w:type="auto"/>
+        <w:jc w:val="center"/>
         <w:tblInd w:w="360" w:type="dxa"/>
         <w:tblBorders>
           <w:top w:val="single" w:sz="4" w:space="0" w:color="auto"/>
@@ -4480,18 +4903,27 @@
               <w:end w:w="90" w:type="dxa"/>
             </w:tcMar>
             <w:vAlign w:val="center"/>
+            <w:shd w:fill="1F4E79"/>
           </w:tcPr>
           <w:p>
             <w:pPr>
               <w:spacing w:after="0" w:before="0"/>
               <w:jc w:val="center"/>
             </w:pPr>
-            <w:r/>
             <w:r>
               <w:rPr>
                 <w:rFonts w:ascii="Arial" w:hAnsi="Arial"/>
                 <w:b/>
-                <w:sz w:val="15"/>
+                <w:color w:val="FFFFFF"/>
+                <w:sz w:val="14"/>
+              </w:rPr>
+            </w:r>
+            <w:r>
+              <w:rPr>
+                <w:rFonts w:ascii="Arial" w:hAnsi="Arial"/>
+                <w:b/>
+                <w:color w:val="FFFFFF"/>
+                <w:sz w:val="14"/>
               </w:rPr>
               <w:t>Nivel de desempeño</w:t>
             </w:r>
@@ -4507,18 +4939,27 @@
               <w:end w:w="90" w:type="dxa"/>
             </w:tcMar>
             <w:vAlign w:val="center"/>
+            <w:shd w:fill="1F4E79"/>
           </w:tcPr>
           <w:p>
             <w:pPr>
               <w:spacing w:after="0" w:before="0"/>
               <w:jc w:val="center"/>
             </w:pPr>
-            <w:r/>
             <w:r>
               <w:rPr>
                 <w:rFonts w:ascii="Arial" w:hAnsi="Arial"/>
                 <w:b/>
-                <w:sz w:val="15"/>
+                <w:color w:val="FFFFFF"/>
+                <w:sz w:val="14"/>
+              </w:rPr>
+            </w:r>
+            <w:r>
+              <w:rPr>
+                <w:rFonts w:ascii="Arial" w:hAnsi="Arial"/>
+                <w:b/>
+                <w:color w:val="FFFFFF"/>
+                <w:sz w:val="14"/>
               </w:rPr>
               <w:t>Descriptor</w:t>
             </w:r>
@@ -4543,16 +4984,14 @@
           <w:p>
             <w:pPr>
               <w:spacing w:after="0" w:before="0"/>
-              <w:jc w:val="left"/>
-            </w:pPr>
-            <w:r/>
-            <w:r>
-              <w:rPr>
-                <w:rFonts w:ascii="Arial" w:hAnsi="Arial"/>
-                <w:b w:val="0"/>
-                <w:sz w:val="15"/>
-              </w:rPr>
-              <w:t>Deficiente (0.0 - 1.9)</w:t>
+            </w:pPr>
+            <w:r>
+              <w:rPr>
+                <w:rFonts w:ascii="Arial" w:hAnsi="Arial"/>
+                <w:b w:val="0"/>
+                <w:sz w:val="14"/>
+              </w:rPr>
+              <w:t>N1 — 0–149</w:t>
             </w:r>
           </w:p>
         </w:tc>
@@ -4570,16 +5009,14 @@
           <w:p>
             <w:pPr>
               <w:spacing w:after="0" w:before="0"/>
-              <w:jc w:val="left"/>
-            </w:pPr>
-            <w:r/>
-            <w:r>
-              <w:rPr>
-                <w:rFonts w:ascii="Arial" w:hAnsi="Arial"/>
-                <w:b w:val="0"/>
-                <w:sz w:val="15"/>
-              </w:rPr>
-              <w:t>Informe desorganizado, sin capturas, comandos o evidencia de ejecución propia.</w:t>
+            </w:pPr>
+            <w:r>
+              <w:rPr>
+                <w:rFonts w:ascii="Arial" w:hAnsi="Arial"/>
+                <w:b w:val="0"/>
+                <w:sz w:val="14"/>
+              </w:rPr>
+              <w:t>Documento fragmentario, no atribuible o sin evidencia funcional verificable.</w:t>
             </w:r>
           </w:p>
         </w:tc>
@@ -4598,20 +5035,19 @@
               <w:end w:w="90" w:type="dxa"/>
             </w:tcMar>
             <w:vAlign w:val="center"/>
-          </w:tcPr>
-          <w:p>
-            <w:pPr>
-              <w:spacing w:after="0" w:before="0"/>
-              <w:jc w:val="left"/>
-            </w:pPr>
-            <w:r/>
-            <w:r>
-              <w:rPr>
-                <w:rFonts w:ascii="Arial" w:hAnsi="Arial"/>
-                <w:b w:val="0"/>
-                <w:sz w:val="15"/>
-              </w:rPr>
-              <w:t>Insuficiente (2.0 - 2.9)</w:t>
+            <w:shd w:fill="F2F2F2"/>
+          </w:tcPr>
+          <w:p>
+            <w:pPr>
+              <w:spacing w:after="0" w:before="0"/>
+            </w:pPr>
+            <w:r>
+              <w:rPr>
+                <w:rFonts w:ascii="Arial" w:hAnsi="Arial"/>
+                <w:b w:val="0"/>
+                <w:sz w:val="14"/>
+              </w:rPr>
+              <w:t>N2 — 150–299</w:t>
             </w:r>
           </w:p>
         </w:tc>
@@ -4625,20 +5061,19 @@
               <w:end w:w="90" w:type="dxa"/>
             </w:tcMar>
             <w:vAlign w:val="center"/>
-          </w:tcPr>
-          <w:p>
-            <w:pPr>
-              <w:spacing w:after="0" w:before="0"/>
-              <w:jc w:val="left"/>
-            </w:pPr>
-            <w:r/>
-            <w:r>
-              <w:rPr>
-                <w:rFonts w:ascii="Arial" w:hAnsi="Arial"/>
-                <w:b w:val="0"/>
-                <w:sz w:val="15"/>
-              </w:rPr>
-              <w:t>Falta claridad en la bitácora técnica y omite diagramas de topología de red o grafo ROS 2.</w:t>
+            <w:shd w:fill="F2F2F2"/>
+          </w:tcPr>
+          <w:p>
+            <w:pPr>
+              <w:spacing w:after="0" w:before="0"/>
+            </w:pPr>
+            <w:r>
+              <w:rPr>
+                <w:rFonts w:ascii="Arial" w:hAnsi="Arial"/>
+                <w:b w:val="0"/>
+                <w:sz w:val="14"/>
+              </w:rPr>
+              <w:t>Contiene capturas o resultados aislados; faltan datos, secuencia, interpretación o trazabilidad.</w:t>
             </w:r>
           </w:p>
         </w:tc>
@@ -4661,16 +5096,14 @@
           <w:p>
             <w:pPr>
               <w:spacing w:after="0" w:before="0"/>
-              <w:jc w:val="left"/>
-            </w:pPr>
-            <w:r/>
-            <w:r>
-              <w:rPr>
-                <w:rFonts w:ascii="Arial" w:hAnsi="Arial"/>
-                <w:b w:val="0"/>
-                <w:sz w:val="15"/>
-              </w:rPr>
-              <w:t>Aceptable (3.0 - 3.9)</w:t>
+            </w:pPr>
+            <w:r>
+              <w:rPr>
+                <w:rFonts w:ascii="Arial" w:hAnsi="Arial"/>
+                <w:b w:val="0"/>
+                <w:sz w:val="14"/>
+              </w:rPr>
+              <w:t>N3 — 300–399</w:t>
             </w:r>
           </w:p>
         </w:tc>
@@ -4688,16 +5121,14 @@
           <w:p>
             <w:pPr>
               <w:spacing w:after="0" w:before="0"/>
-              <w:jc w:val="left"/>
-            </w:pPr>
-            <w:r/>
-            <w:r>
-              <w:rPr>
-                <w:rFonts w:ascii="Arial" w:hAnsi="Arial"/>
-                <w:b w:val="0"/>
-                <w:sz w:val="15"/>
-              </w:rPr>
-              <w:t>Reporte legible con comandos CLI utilizados y diagramas básicos del grafo computacional.</w:t>
+            </w:pPr>
+            <w:r>
+              <w:rPr>
+                <w:rFonts w:ascii="Arial" w:hAnsi="Arial"/>
+                <w:b w:val="0"/>
+                <w:sz w:val="14"/>
+              </w:rPr>
+              <w:t>Incluye comandos esenciales, tabla de resultados, análisis y evidencia suficiente para verificar la práctica.</w:t>
             </w:r>
           </w:p>
         </w:tc>
@@ -4716,20 +5147,19 @@
               <w:end w:w="90" w:type="dxa"/>
             </w:tcMar>
             <w:vAlign w:val="center"/>
-          </w:tcPr>
-          <w:p>
-            <w:pPr>
-              <w:spacing w:after="0" w:before="0"/>
-              <w:jc w:val="left"/>
-            </w:pPr>
-            <w:r/>
-            <w:r>
-              <w:rPr>
-                <w:rFonts w:ascii="Arial" w:hAnsi="Arial"/>
-                <w:b w:val="0"/>
-                <w:sz w:val="15"/>
-              </w:rPr>
-              <w:t>Bueno (4.0 - 4.5)</w:t>
+            <w:shd w:fill="F2F2F2"/>
+          </w:tcPr>
+          <w:p>
+            <w:pPr>
+              <w:spacing w:after="0" w:before="0"/>
+            </w:pPr>
+            <w:r>
+              <w:rPr>
+                <w:rFonts w:ascii="Arial" w:hAnsi="Arial"/>
+                <w:b w:val="0"/>
+                <w:sz w:val="14"/>
+              </w:rPr>
+              <w:t>N4 — 400–474</w:t>
             </w:r>
           </w:p>
         </w:tc>
@@ -4743,20 +5173,19 @@
               <w:end w:w="90" w:type="dxa"/>
             </w:tcMar>
             <w:vAlign w:val="center"/>
-          </w:tcPr>
-          <w:p>
-            <w:pPr>
-              <w:spacing w:after="0" w:before="0"/>
-              <w:jc w:val="left"/>
-            </w:pPr>
-            <w:r/>
-            <w:r>
-              <w:rPr>
-                <w:rFonts w:ascii="Arial" w:hAnsi="Arial"/>
-                <w:b w:val="0"/>
-                <w:sz w:val="15"/>
-              </w:rPr>
-              <w:t>Documentación reproducible estructurada en Markdown, incluyendo diagramas completos de red y captura de logs.</w:t>
+            <w:shd w:fill="F2F2F2"/>
+          </w:tcPr>
+          <w:p>
+            <w:pPr>
+              <w:spacing w:after="0" w:before="0"/>
+            </w:pPr>
+            <w:r>
+              <w:rPr>
+                <w:rFonts w:ascii="Arial" w:hAnsi="Arial"/>
+                <w:b w:val="0"/>
+                <w:sz w:val="14"/>
+              </w:rPr>
+              <w:t>Documento ordenado y atribuible con arquitectura, comandos, resultados, incidencias y conclusiones casi completamente reproducibles.</w:t>
             </w:r>
           </w:p>
         </w:tc>
@@ -4779,16 +5208,14 @@
           <w:p>
             <w:pPr>
               <w:spacing w:after="0" w:before="0"/>
-              <w:jc w:val="left"/>
-            </w:pPr>
-            <w:r/>
-            <w:r>
-              <w:rPr>
-                <w:rFonts w:ascii="Arial" w:hAnsi="Arial"/>
-                <w:b w:val="0"/>
-                <w:sz w:val="15"/>
-              </w:rPr>
-              <w:t>Excelente (4.6 - 5.0)</w:t>
+            </w:pPr>
+            <w:r>
+              <w:rPr>
+                <w:rFonts w:ascii="Arial" w:hAnsi="Arial"/>
+                <w:b w:val="0"/>
+                <w:sz w:val="14"/>
+              </w:rPr>
+              <w:t>N5 — 475–500</w:t>
             </w:r>
           </w:p>
         </w:tc>
@@ -4806,16 +5233,14 @@
           <w:p>
             <w:pPr>
               <w:spacing w:after="0" w:before="0"/>
-              <w:jc w:val="left"/>
-            </w:pPr>
-            <w:r/>
-            <w:r>
-              <w:rPr>
-                <w:rFonts w:ascii="Arial" w:hAnsi="Arial"/>
-                <w:b w:val="0"/>
-                <w:sz w:val="15"/>
-              </w:rPr>
-              <w:t>Informe técnico profesional de alta calidad, con diagramas vectoriales (Mermaid/SVG), scripts de prueba y bitácora de depuración.</w:t>
+            </w:pPr>
+            <w:r>
+              <w:rPr>
+                <w:rFonts w:ascii="Arial" w:hAnsi="Arial"/>
+                <w:b w:val="0"/>
+                <w:sz w:val="14"/>
+              </w:rPr>
+              <w:t>Además de N4, integra diagramas claros, scripts o registros estructurados y permite repetir el procedimiento sin aclaraciones externas.</w:t>
             </w:r>
           </w:p>
         </w:tc>
@@ -4853,7 +5278,9 @@
     </w:p>
     <w:tbl>
       <w:tblPr>
+        <w:tblStyle w:val="Tablaconcuadrcula"/>
         <w:tblW w:w="0" w:type="auto"/>
+        <w:jc w:val="center"/>
         <w:tblInd w:w="360" w:type="dxa"/>
         <w:tblBorders>
           <w:top w:val="single" w:sz="4" w:space="0" w:color="auto"/>
@@ -4884,18 +5311,27 @@
               <w:end w:w="90" w:type="dxa"/>
             </w:tcMar>
             <w:vAlign w:val="center"/>
+            <w:shd w:fill="1F4E79"/>
           </w:tcPr>
           <w:p>
             <w:pPr>
               <w:spacing w:after="0" w:before="0"/>
               <w:jc w:val="center"/>
             </w:pPr>
-            <w:r/>
             <w:r>
               <w:rPr>
                 <w:rFonts w:ascii="Arial" w:hAnsi="Arial"/>
                 <w:b/>
-                <w:sz w:val="15"/>
+                <w:color w:val="FFFFFF"/>
+                <w:sz w:val="14"/>
+              </w:rPr>
+            </w:r>
+            <w:r>
+              <w:rPr>
+                <w:rFonts w:ascii="Arial" w:hAnsi="Arial"/>
+                <w:b/>
+                <w:color w:val="FFFFFF"/>
+                <w:sz w:val="14"/>
               </w:rPr>
               <w:t>Nivel de desempeño</w:t>
             </w:r>
@@ -4911,18 +5347,27 @@
               <w:end w:w="90" w:type="dxa"/>
             </w:tcMar>
             <w:vAlign w:val="center"/>
+            <w:shd w:fill="1F4E79"/>
           </w:tcPr>
           <w:p>
             <w:pPr>
               <w:spacing w:after="0" w:before="0"/>
               <w:jc w:val="center"/>
             </w:pPr>
-            <w:r/>
             <w:r>
               <w:rPr>
                 <w:rFonts w:ascii="Arial" w:hAnsi="Arial"/>
                 <w:b/>
-                <w:sz w:val="15"/>
+                <w:color w:val="FFFFFF"/>
+                <w:sz w:val="14"/>
+              </w:rPr>
+            </w:r>
+            <w:r>
+              <w:rPr>
+                <w:rFonts w:ascii="Arial" w:hAnsi="Arial"/>
+                <w:b/>
+                <w:color w:val="FFFFFF"/>
+                <w:sz w:val="14"/>
               </w:rPr>
               <w:t>Descriptor</w:t>
             </w:r>
@@ -4947,16 +5392,14 @@
           <w:p>
             <w:pPr>
               <w:spacing w:after="0" w:before="0"/>
-              <w:jc w:val="left"/>
-            </w:pPr>
-            <w:r/>
-            <w:r>
-              <w:rPr>
-                <w:rFonts w:ascii="Arial" w:hAnsi="Arial"/>
-                <w:b w:val="0"/>
-                <w:sz w:val="15"/>
-              </w:rPr>
-              <w:t>Deficiente (0.0 - 1.9)</w:t>
+            </w:pPr>
+            <w:r>
+              <w:rPr>
+                <w:rFonts w:ascii="Arial" w:hAnsi="Arial"/>
+                <w:b w:val="0"/>
+                <w:sz w:val="14"/>
+              </w:rPr>
+              <w:t>N1 — 0–149</w:t>
             </w:r>
           </w:p>
         </w:tc>
@@ -4974,16 +5417,14 @@
           <w:p>
             <w:pPr>
               <w:spacing w:after="0" w:before="0"/>
-              <w:jc w:val="left"/>
-            </w:pPr>
-            <w:r/>
-            <w:r>
-              <w:rPr>
-                <w:rFonts w:ascii="Arial" w:hAnsi="Arial"/>
-                <w:b w:val="0"/>
-                <w:sz w:val="15"/>
-              </w:rPr>
-              <w:t>Utiliza el ROS_DOMAIN_ID=0 predeterminado en red compartida, interfiriendo con otros grupos.</w:t>
+            </w:pPr>
+            <w:r>
+              <w:rPr>
+                <w:rFonts w:ascii="Arial" w:hAnsi="Arial"/>
+                <w:b w:val="0"/>
+                <w:sz w:val="14"/>
+              </w:rPr>
+              <w:t>Interfiere otros grupos, conserva una regla insegura o no presenta evidencia del control aplicado.</w:t>
             </w:r>
           </w:p>
         </w:tc>
@@ -5002,20 +5443,19 @@
               <w:end w:w="90" w:type="dxa"/>
             </w:tcMar>
             <w:vAlign w:val="center"/>
-          </w:tcPr>
-          <w:p>
-            <w:pPr>
-              <w:spacing w:after="0" w:before="0"/>
-              <w:jc w:val="left"/>
-            </w:pPr>
-            <w:r/>
-            <w:r>
-              <w:rPr>
-                <w:rFonts w:ascii="Arial" w:hAnsi="Arial"/>
-                <w:b w:val="0"/>
-                <w:sz w:val="15"/>
-              </w:rPr>
-              <w:t>Insuficiente (2.0 - 2.9)</w:t>
+            <w:shd w:fill="F2F2F2"/>
+          </w:tcPr>
+          <w:p>
+            <w:pPr>
+              <w:spacing w:after="0" w:before="0"/>
+            </w:pPr>
+            <w:r>
+              <w:rPr>
+                <w:rFonts w:ascii="Arial" w:hAnsi="Arial"/>
+                <w:b w:val="0"/>
+                <w:sz w:val="14"/>
+              </w:rPr>
+              <w:t>N2 — 150–299</w:t>
             </w:r>
           </w:p>
         </w:tc>
@@ -5029,20 +5469,19 @@
               <w:end w:w="90" w:type="dxa"/>
             </w:tcMar>
             <w:vAlign w:val="center"/>
-          </w:tcPr>
-          <w:p>
-            <w:pPr>
-              <w:spacing w:after="0" w:before="0"/>
-              <w:jc w:val="left"/>
-            </w:pPr>
-            <w:r/>
-            <w:r>
-              <w:rPr>
-                <w:rFonts w:ascii="Arial" w:hAnsi="Arial"/>
-                <w:b w:val="0"/>
-                <w:sz w:val="15"/>
-              </w:rPr>
-              <w:t>Comprende el aislamiento pero no verifica reglas de firewall ni puertos en uso.</w:t>
+            <w:shd w:fill="F2F2F2"/>
+          </w:tcPr>
+          <w:p>
+            <w:pPr>
+              <w:spacing w:after="0" w:before="0"/>
+            </w:pPr>
+            <w:r>
+              <w:rPr>
+                <w:rFonts w:ascii="Arial" w:hAnsi="Arial"/>
+                <w:b w:val="0"/>
+                <w:sz w:val="14"/>
+              </w:rPr>
+              <w:t>Reconoce el riesgo, pero deja verificaciones incompletas o una restauración ambigua.</w:t>
             </w:r>
           </w:p>
         </w:tc>
@@ -5065,16 +5504,14 @@
           <w:p>
             <w:pPr>
               <w:spacing w:after="0" w:before="0"/>
-              <w:jc w:val="left"/>
-            </w:pPr>
-            <w:r/>
-            <w:r>
-              <w:rPr>
-                <w:rFonts w:ascii="Arial" w:hAnsi="Arial"/>
-                <w:b w:val="0"/>
-                <w:sz w:val="15"/>
-              </w:rPr>
-              <w:t>Aceptable (3.0 - 3.9)</w:t>
+            </w:pPr>
+            <w:r>
+              <w:rPr>
+                <w:rFonts w:ascii="Arial" w:hAnsi="Arial"/>
+                <w:b w:val="0"/>
+                <w:sz w:val="14"/>
+              </w:rPr>
+              <w:t>N3 — 300–399</w:t>
             </w:r>
           </w:p>
         </w:tc>
@@ -5092,16 +5529,14 @@
           <w:p>
             <w:pPr>
               <w:spacing w:after="0" w:before="0"/>
-              <w:jc w:val="left"/>
-            </w:pPr>
-            <w:r/>
-            <w:r>
-              <w:rPr>
-                <w:rFonts w:ascii="Arial" w:hAnsi="Arial"/>
-                <w:b w:val="0"/>
-                <w:sz w:val="15"/>
-              </w:rPr>
-              <w:t>Asigna un dominio único por pareja y confirma la ausencia de interferencia externa.</w:t>
+            </w:pPr>
+            <w:r>
+              <w:rPr>
+                <w:rFonts w:ascii="Arial" w:hAnsi="Arial"/>
+                <w:b w:val="0"/>
+                <w:sz w:val="14"/>
+              </w:rPr>
+              <w:t>Usa un dominio asignado, evita interferencias y verifica que cualquier regla temporal de firewall quede restaurada.</w:t>
             </w:r>
           </w:p>
         </w:tc>
@@ -5120,20 +5555,19 @@
               <w:end w:w="90" w:type="dxa"/>
             </w:tcMar>
             <w:vAlign w:val="center"/>
-          </w:tcPr>
-          <w:p>
-            <w:pPr>
-              <w:spacing w:after="0" w:before="0"/>
-              <w:jc w:val="left"/>
-            </w:pPr>
-            <w:r/>
-            <w:r>
-              <w:rPr>
-                <w:rFonts w:ascii="Arial" w:hAnsi="Arial"/>
-                <w:b w:val="0"/>
-                <w:sz w:val="15"/>
-              </w:rPr>
-              <w:t>Bueno (4.0 - 4.5)</w:t>
+            <w:shd w:fill="F2F2F2"/>
+          </w:tcPr>
+          <w:p>
+            <w:pPr>
+              <w:spacing w:after="0" w:before="0"/>
+            </w:pPr>
+            <w:r>
+              <w:rPr>
+                <w:rFonts w:ascii="Arial" w:hAnsi="Arial"/>
+                <w:b w:val="0"/>
+                <w:sz w:val="14"/>
+              </w:rPr>
+              <w:t>N4 — 400–474</w:t>
             </w:r>
           </w:p>
         </w:tc>
@@ -5147,20 +5581,19 @@
               <w:end w:w="90" w:type="dxa"/>
             </w:tcMar>
             <w:vAlign w:val="center"/>
-          </w:tcPr>
-          <w:p>
-            <w:pPr>
-              <w:spacing w:after="0" w:before="0"/>
-              <w:jc w:val="left"/>
-            </w:pPr>
-            <w:r/>
-            <w:r>
-              <w:rPr>
-                <w:rFonts w:ascii="Arial" w:hAnsi="Arial"/>
-                <w:b w:val="0"/>
-                <w:sz w:val="15"/>
-              </w:rPr>
-              <w:t>Configura reglas explícitas de UFW / Windows Defender en puertos UDP 7400-7500 para proteger la red.</w:t>
+            <w:shd w:fill="F2F2F2"/>
+          </w:tcPr>
+          <w:p>
+            <w:pPr>
+              <w:spacing w:after="0" w:before="0"/>
+            </w:pPr>
+            <w:r>
+              <w:rPr>
+                <w:rFonts w:ascii="Arial" w:hAnsi="Arial"/>
+                <w:b w:val="0"/>
+                <w:sz w:val="14"/>
+              </w:rPr>
+              <w:t>Justifica dominio, permisos de red y restauración segura del firewall; documenta consecuencias de una configuración incorrecta.</w:t>
             </w:r>
           </w:p>
         </w:tc>
@@ -5183,16 +5616,14 @@
           <w:p>
             <w:pPr>
               <w:spacing w:after="0" w:before="0"/>
-              <w:jc w:val="left"/>
-            </w:pPr>
-            <w:r/>
-            <w:r>
-              <w:rPr>
-                <w:rFonts w:ascii="Arial" w:hAnsi="Arial"/>
-                <w:b w:val="0"/>
-                <w:sz w:val="15"/>
-              </w:rPr>
-              <w:t>Excelente (4.6 - 5.0)</w:t>
+            </w:pPr>
+            <w:r>
+              <w:rPr>
+                <w:rFonts w:ascii="Arial" w:hAnsi="Arial"/>
+                <w:b w:val="0"/>
+                <w:sz w:val="14"/>
+              </w:rPr>
+              <w:t>N5 — 475–500</w:t>
             </w:r>
           </w:p>
         </w:tc>
@@ -5210,16 +5641,14 @@
           <w:p>
             <w:pPr>
               <w:spacing w:after="0" w:before="0"/>
-              <w:jc w:val="left"/>
-            </w:pPr>
-            <w:r/>
-            <w:r>
-              <w:rPr>
-                <w:rFonts w:ascii="Arial" w:hAnsi="Arial"/>
-                <w:b w:val="0"/>
-                <w:sz w:val="15"/>
-              </w:rPr>
-              <w:t>Analiza riesgos de ciberseguridad en DDS sin cifrado y documenta estrategias avanzadas (DDS Security / Discovery Server).</w:t>
+            </w:pPr>
+            <w:r>
+              <w:rPr>
+                <w:rFonts w:ascii="Arial" w:hAnsi="Arial"/>
+                <w:b w:val="0"/>
+                <w:sz w:val="14"/>
+              </w:rPr>
+              <w:t>Además de N4, analiza riesgos residuales de DDS sin cifrado y propone una mitigación viable para el entorno institucional.</w:t>
             </w:r>
           </w:p>
         </w:tc>
@@ -5257,7 +5686,9 @@
     </w:p>
     <w:tbl>
       <w:tblPr>
+        <w:tblStyle w:val="Tablaconcuadrcula"/>
         <w:tblW w:w="0" w:type="auto"/>
+        <w:jc w:val="center"/>
         <w:tblInd w:w="360" w:type="dxa"/>
         <w:tblBorders>
           <w:top w:val="single" w:sz="4" w:space="0" w:color="auto"/>
@@ -5288,18 +5719,27 @@
               <w:end w:w="90" w:type="dxa"/>
             </w:tcMar>
             <w:vAlign w:val="center"/>
+            <w:shd w:fill="1F4E79"/>
           </w:tcPr>
           <w:p>
             <w:pPr>
               <w:spacing w:after="0" w:before="0"/>
               <w:jc w:val="center"/>
             </w:pPr>
-            <w:r/>
             <w:r>
               <w:rPr>
                 <w:rFonts w:ascii="Arial" w:hAnsi="Arial"/>
                 <w:b/>
-                <w:sz w:val="15"/>
+                <w:color w:val="FFFFFF"/>
+                <w:sz w:val="14"/>
+              </w:rPr>
+            </w:r>
+            <w:r>
+              <w:rPr>
+                <w:rFonts w:ascii="Arial" w:hAnsi="Arial"/>
+                <w:b/>
+                <w:color w:val="FFFFFF"/>
+                <w:sz w:val="14"/>
               </w:rPr>
               <w:t>Nivel de desempeño</w:t>
             </w:r>
@@ -5315,18 +5755,27 @@
               <w:end w:w="90" w:type="dxa"/>
             </w:tcMar>
             <w:vAlign w:val="center"/>
+            <w:shd w:fill="1F4E79"/>
           </w:tcPr>
           <w:p>
             <w:pPr>
               <w:spacing w:after="0" w:before="0"/>
               <w:jc w:val="center"/>
             </w:pPr>
-            <w:r/>
             <w:r>
               <w:rPr>
                 <w:rFonts w:ascii="Arial" w:hAnsi="Arial"/>
                 <w:b/>
-                <w:sz w:val="15"/>
+                <w:color w:val="FFFFFF"/>
+                <w:sz w:val="14"/>
+              </w:rPr>
+            </w:r>
+            <w:r>
+              <w:rPr>
+                <w:rFonts w:ascii="Arial" w:hAnsi="Arial"/>
+                <w:b/>
+                <w:color w:val="FFFFFF"/>
+                <w:sz w:val="14"/>
               </w:rPr>
               <w:t>Descriptor</w:t>
             </w:r>
@@ -5351,16 +5800,14 @@
           <w:p>
             <w:pPr>
               <w:spacing w:after="0" w:before="0"/>
-              <w:jc w:val="left"/>
-            </w:pPr>
-            <w:r/>
-            <w:r>
-              <w:rPr>
-                <w:rFonts w:ascii="Arial" w:hAnsi="Arial"/>
-                <w:b w:val="0"/>
-                <w:sz w:val="15"/>
-              </w:rPr>
-              <w:t>Deficiente (0.0 - 1.9)</w:t>
+            </w:pPr>
+            <w:r>
+              <w:rPr>
+                <w:rFonts w:ascii="Arial" w:hAnsi="Arial"/>
+                <w:b w:val="0"/>
+                <w:sz w:val="14"/>
+              </w:rPr>
+              <w:t>N1 — 0–149</w:t>
             </w:r>
           </w:p>
         </w:tc>
@@ -5378,16 +5825,14 @@
           <w:p>
             <w:pPr>
               <w:spacing w:after="0" w:before="0"/>
-              <w:jc w:val="left"/>
-            </w:pPr>
-            <w:r/>
-            <w:r>
-              <w:rPr>
-                <w:rFonts w:ascii="Arial" w:hAnsi="Arial"/>
-                <w:b w:val="0"/>
-                <w:sz w:val="15"/>
-              </w:rPr>
-              <w:t>Ausencia de trabajo coordinado; un solo estudiante asume la práctica.</w:t>
+            </w:pPr>
+            <w:r>
+              <w:rPr>
+                <w:rFonts w:ascii="Arial" w:hAnsi="Arial"/>
+                <w:b w:val="0"/>
+                <w:sz w:val="14"/>
+              </w:rPr>
+              <w:t>El trabajo se concentra en una persona o no existe evidencia verificable de participación.</w:t>
             </w:r>
           </w:p>
         </w:tc>
@@ -5406,20 +5851,19 @@
               <w:end w:w="90" w:type="dxa"/>
             </w:tcMar>
             <w:vAlign w:val="center"/>
-          </w:tcPr>
-          <w:p>
-            <w:pPr>
-              <w:spacing w:after="0" w:before="0"/>
-              <w:jc w:val="left"/>
-            </w:pPr>
-            <w:r/>
-            <w:r>
-              <w:rPr>
-                <w:rFonts w:ascii="Arial" w:hAnsi="Arial"/>
-                <w:b w:val="0"/>
-                <w:sz w:val="15"/>
-              </w:rPr>
-              <w:t>Insuficiente (2.0 - 2.9)</w:t>
+            <w:shd w:fill="F2F2F2"/>
+          </w:tcPr>
+          <w:p>
+            <w:pPr>
+              <w:spacing w:after="0" w:before="0"/>
+            </w:pPr>
+            <w:r>
+              <w:rPr>
+                <w:rFonts w:ascii="Arial" w:hAnsi="Arial"/>
+                <w:b w:val="0"/>
+                <w:sz w:val="14"/>
+              </w:rPr>
+              <w:t>N2 — 150–299</w:t>
             </w:r>
           </w:p>
         </w:tc>
@@ -5433,20 +5877,19 @@
               <w:end w:w="90" w:type="dxa"/>
             </w:tcMar>
             <w:vAlign w:val="center"/>
-          </w:tcPr>
-          <w:p>
-            <w:pPr>
-              <w:spacing w:after="0" w:before="0"/>
-              <w:jc w:val="left"/>
-            </w:pPr>
-            <w:r/>
-            <w:r>
-              <w:rPr>
-                <w:rFonts w:ascii="Arial" w:hAnsi="Arial"/>
-                <w:b w:val="0"/>
-                <w:sz w:val="15"/>
-              </w:rPr>
-              <w:t>Dificultad para sincronizar el trabajo entre Dispositivo 1 y Dispositivo 2.</w:t>
+            <w:shd w:fill="F2F2F2"/>
+          </w:tcPr>
+          <w:p>
+            <w:pPr>
+              <w:spacing w:after="0" w:before="0"/>
+            </w:pPr>
+            <w:r>
+              <w:rPr>
+                <w:rFonts w:ascii="Arial" w:hAnsi="Arial"/>
+                <w:b w:val="0"/>
+                <w:sz w:val="14"/>
+              </w:rPr>
+              <w:t>La distribución de tareas existe, pero la coordinación o la atribución individual es incompleta.</w:t>
             </w:r>
           </w:p>
         </w:tc>
@@ -5469,16 +5912,14 @@
           <w:p>
             <w:pPr>
               <w:spacing w:after="0" w:before="0"/>
-              <w:jc w:val="left"/>
-            </w:pPr>
-            <w:r/>
-            <w:r>
-              <w:rPr>
-                <w:rFonts w:ascii="Arial" w:hAnsi="Arial"/>
-                <w:b w:val="0"/>
-                <w:sz w:val="15"/>
-              </w:rPr>
-              <w:t>Aceptable (3.0 - 3.9)</w:t>
+            </w:pPr>
+            <w:r>
+              <w:rPr>
+                <w:rFonts w:ascii="Arial" w:hAnsi="Arial"/>
+                <w:b w:val="0"/>
+                <w:sz w:val="14"/>
+              </w:rPr>
+              <w:t>N3 — 300–399</w:t>
             </w:r>
           </w:p>
         </w:tc>
@@ -5496,16 +5937,14 @@
           <w:p>
             <w:pPr>
               <w:spacing w:after="0" w:before="0"/>
-              <w:jc w:val="left"/>
-            </w:pPr>
-            <w:r/>
-            <w:r>
-              <w:rPr>
-                <w:rFonts w:ascii="Arial" w:hAnsi="Arial"/>
-                <w:b w:val="0"/>
-                <w:sz w:val="15"/>
-              </w:rPr>
-              <w:t>Coordinación adecuada de roles (Publicador vs Suscriptor) durante la práctica.</w:t>
+            </w:pPr>
+            <w:r>
+              <w:rPr>
+                <w:rFonts w:ascii="Arial" w:hAnsi="Arial"/>
+                <w:b w:val="0"/>
+                <w:sz w:val="14"/>
+              </w:rPr>
+              <w:t>Identifica roles Talker/Listener, coordina la ejecución y demuestra una contribución individual verificable.</w:t>
             </w:r>
           </w:p>
         </w:tc>
@@ -5524,20 +5963,19 @@
               <w:end w:w="90" w:type="dxa"/>
             </w:tcMar>
             <w:vAlign w:val="center"/>
-          </w:tcPr>
-          <w:p>
-            <w:pPr>
-              <w:spacing w:after="0" w:before="0"/>
-              <w:jc w:val="left"/>
-            </w:pPr>
-            <w:r/>
-            <w:r>
-              <w:rPr>
-                <w:rFonts w:ascii="Arial" w:hAnsi="Arial"/>
-                <w:b w:val="0"/>
-                <w:sz w:val="15"/>
-              </w:rPr>
-              <w:t>Bueno (4.0 - 4.5)</w:t>
+            <w:shd w:fill="F2F2F2"/>
+          </w:tcPr>
+          <w:p>
+            <w:pPr>
+              <w:spacing w:after="0" w:before="0"/>
+            </w:pPr>
+            <w:r>
+              <w:rPr>
+                <w:rFonts w:ascii="Arial" w:hAnsi="Arial"/>
+                <w:b w:val="0"/>
+                <w:sz w:val="14"/>
+              </w:rPr>
+              <w:t>N4 — 400–474</w:t>
             </w:r>
           </w:p>
         </w:tc>
@@ -5551,20 +5989,19 @@
               <w:end w:w="90" w:type="dxa"/>
             </w:tcMar>
             <w:vAlign w:val="center"/>
-          </w:tcPr>
-          <w:p>
-            <w:pPr>
-              <w:spacing w:after="0" w:before="0"/>
-              <w:jc w:val="left"/>
-            </w:pPr>
-            <w:r/>
-            <w:r>
-              <w:rPr>
-                <w:rFonts w:ascii="Arial" w:hAnsi="Arial"/>
-                <w:b w:val="0"/>
-                <w:sz w:val="15"/>
-              </w:rPr>
-              <w:t>Excelente trabajo en equipo, sincronizando ejecuciones y solucionando trabas operativas conjuntamente.</w:t>
+            <w:shd w:fill="F2F2F2"/>
+          </w:tcPr>
+          <w:p>
+            <w:pPr>
+              <w:spacing w:after="0" w:before="0"/>
+            </w:pPr>
+            <w:r>
+              <w:rPr>
+                <w:rFonts w:ascii="Arial" w:hAnsi="Arial"/>
+                <w:b w:val="0"/>
+                <w:sz w:val="14"/>
+              </w:rPr>
+              <w:t>Define y alterna responsabilidades cuando es necesario; el Anexo A demuestra comprensión y contribución individual.</w:t>
             </w:r>
           </w:p>
         </w:tc>
@@ -5587,16 +6024,14 @@
           <w:p>
             <w:pPr>
               <w:spacing w:after="0" w:before="0"/>
-              <w:jc w:val="left"/>
-            </w:pPr>
-            <w:r/>
-            <w:r>
-              <w:rPr>
-                <w:rFonts w:ascii="Arial" w:hAnsi="Arial"/>
-                <w:b w:val="0"/>
-                <w:sz w:val="15"/>
-              </w:rPr>
-              <w:t>Excelente (4.6 - 5.0)</w:t>
+            </w:pPr>
+            <w:r>
+              <w:rPr>
+                <w:rFonts w:ascii="Arial" w:hAnsi="Arial"/>
+                <w:b w:val="0"/>
+                <w:sz w:val="14"/>
+              </w:rPr>
+              <w:t>N5 — 475–500</w:t>
             </w:r>
           </w:p>
         </w:tc>
@@ -5614,16 +6049,14 @@
           <w:p>
             <w:pPr>
               <w:spacing w:after="0" w:before="0"/>
-              <w:jc w:val="left"/>
-            </w:pPr>
-            <w:r/>
-            <w:r>
-              <w:rPr>
-                <w:rFonts w:ascii="Arial" w:hAnsi="Arial"/>
-                <w:b w:val="0"/>
-                <w:sz w:val="15"/>
-              </w:rPr>
-              <w:t>Coordinación sinérgica en pareja, aplicando la metodología de depuración por capas de manera fluida entre dispositivos.</w:t>
+            </w:pPr>
+            <w:r>
+              <w:rPr>
+                <w:rFonts w:ascii="Arial" w:hAnsi="Arial"/>
+                <w:b w:val="0"/>
+                <w:sz w:val="14"/>
+              </w:rPr>
+              <w:t>Además de N4, explica decisiones compartidas, resolución conjunta de una falla y contribuciones verificables de ambos roles.</w:t>
             </w:r>
           </w:p>
         </w:tc>
@@ -9738,6 +10171,23 @@
           <w:sz w:val="18"/>
         </w:rPr>
         <w:t>4. Roncancio, H. (2026). Syllabus y Guía Técnica de ROBOT OPERATING SYSTEM - ROS. Universidad Militar Nueva Granada.</w:t>
+      </w:r>
+    </w:p>
+    <w:p>
+      <w:pPr>
+        <w:pStyle w:val="Ttulo2"/>
+      </w:pPr>
+      <w:r>
+        <w:rPr>
+          <w:rFonts w:ascii="Arial" w:hAnsi="Arial"/>
+          <w:color w:val="1F4E79"/>
+        </w:rPr>
+        <w:t>ANEXO DE EVALUACIÓN POSTERIOR A LA PRÁCTICA</w:t>
+      </w:r>
+    </w:p>
+    <w:p>
+      <w:r>
+        <w:t>La rúbrica fue normalizada después de realizar el laboratorio. No se agregan experimentos ni entregables técnicos retroactivos. Para atribuir resultados por estudiante se utiliza el Anexo A del archivo INSTRUMENTO_ABET_LAB_01_RED_ROS2_DISTRIBUIDA.docx. La evidencia común conserva la nota académica; la comprobación individual sustenta la interpretación ABET.</w:t>
       </w:r>
     </w:p>
     <w:tbl>
